--- a/Writing/ESCAPE 34/20231123_Nabera_ESCAPE34.docx
+++ b/Writing/ESCAPE 34/20231123_Nabera_ESCAPE34.docx
@@ -1,6 +1,6 @@
 
 <file path=word/document.xml><?xml version="1.0" encoding="utf-8"?>
-<w:document xmlns:wpc="http://schemas.microsoft.com/office/word/2010/wordprocessingCanvas" xmlns:cx="http://schemas.microsoft.com/office/drawing/2014/chartex" xmlns:cx1="http://schemas.microsoft.com/office/drawing/2015/9/8/chartex" xmlns:cx2="http://schemas.microsoft.com/office/drawing/2015/10/21/chartex" xmlns:cx3="http://schemas.microsoft.com/office/drawing/2016/5/9/chartex" xmlns:cx4="http://schemas.microsoft.com/office/drawing/2016/5/10/chartex" xmlns:cx5="http://schemas.microsoft.com/office/drawing/2016/5/11/chartex" xmlns:cx6="http://schemas.microsoft.com/office/drawing/2016/5/12/chartex" xmlns:cx7="http://schemas.microsoft.com/office/drawing/2016/5/13/chartex" xmlns:cx8="http://schemas.microsoft.com/office/drawing/2016/5/14/chartex" xmlns:mc="http://schemas.openxmlformats.org/markup-compatibility/2006" xmlns:aink="http://schemas.microsoft.com/office/drawing/2016/ink" xmlns:am3d="http://schemas.microsoft.com/office/drawing/2017/model3d" xmlns:o="urn:schemas-microsoft-com:office:office" xmlns:r="http://schemas.openxmlformats.org/officeDocument/2006/relationships" xmlns:m="http://schemas.openxmlformats.org/officeDocument/2006/math" xmlns:v="urn:schemas-microsoft-com:vml" xmlns:wp14="http://schemas.microsoft.com/office/word/2010/wordprocessingDrawing" xmlns:wp="http://schemas.openxmlformats.org/drawingml/2006/wordprocessingDrawing" xmlns:w10="urn:schemas-microsoft-com:office:word" xmlns:w="http://schemas.openxmlformats.org/wordprocessingml/2006/main" xmlns:w14="http://schemas.microsoft.com/office/word/2010/wordml" xmlns:w15="http://schemas.microsoft.com/office/word/2012/wordml" xmlns:w16cid="http://schemas.microsoft.com/office/word/2016/wordml/cid" xmlns:w16se="http://schemas.microsoft.com/office/word/2015/wordml/symex" xmlns:wpg="http://schemas.microsoft.com/office/word/2010/wordprocessingGroup" xmlns:wpi="http://schemas.microsoft.com/office/word/2010/wordprocessingInk" xmlns:wne="http://schemas.microsoft.com/office/word/2006/wordml" xmlns:wps="http://schemas.microsoft.com/office/word/2010/wordprocessingShape" mc:Ignorable="w14 w15 w16se w16cid wp14">
+<w:document xmlns:wpc="http://schemas.microsoft.com/office/word/2010/wordprocessingCanvas" xmlns:cx="http://schemas.microsoft.com/office/drawing/2014/chartex" xmlns:cx1="http://schemas.microsoft.com/office/drawing/2015/9/8/chartex" xmlns:cx2="http://schemas.microsoft.com/office/drawing/2015/10/21/chartex" xmlns:cx3="http://schemas.microsoft.com/office/drawing/2016/5/9/chartex" xmlns:cx4="http://schemas.microsoft.com/office/drawing/2016/5/10/chartex" xmlns:cx5="http://schemas.microsoft.com/office/drawing/2016/5/11/chartex" xmlns:cx6="http://schemas.microsoft.com/office/drawing/2016/5/12/chartex" xmlns:cx7="http://schemas.microsoft.com/office/drawing/2016/5/13/chartex" xmlns:cx8="http://schemas.microsoft.com/office/drawing/2016/5/14/chartex" xmlns:mc="http://schemas.openxmlformats.org/markup-compatibility/2006" xmlns:aink="http://schemas.microsoft.com/office/drawing/2016/ink" xmlns:am3d="http://schemas.microsoft.com/office/drawing/2017/model3d" xmlns:o="urn:schemas-microsoft-com:office:office" xmlns:oel="http://schemas.microsoft.com/office/2019/extlst" xmlns:r="http://schemas.openxmlformats.org/officeDocument/2006/relationships" xmlns:m="http://schemas.openxmlformats.org/officeDocument/2006/math" xmlns:v="urn:schemas-microsoft-com:vml" xmlns:wp14="http://schemas.microsoft.com/office/word/2010/wordprocessingDrawing" xmlns:wp="http://schemas.openxmlformats.org/drawingml/2006/wordprocessingDrawing" xmlns:w10="urn:schemas-microsoft-com:office:word" xmlns:w="http://schemas.openxmlformats.org/wordprocessingml/2006/main" xmlns:w14="http://schemas.microsoft.com/office/word/2010/wordml" xmlns:w15="http://schemas.microsoft.com/office/word/2012/wordml" xmlns:w16cex="http://schemas.microsoft.com/office/word/2018/wordml/cex" xmlns:w16cid="http://schemas.microsoft.com/office/word/2016/wordml/cid" xmlns:w16="http://schemas.microsoft.com/office/word/2018/wordml" xmlns:w16sdtdh="http://schemas.microsoft.com/office/word/2020/wordml/sdtdatahash" xmlns:w16se="http://schemas.microsoft.com/office/word/2015/wordml/symex" xmlns:wpg="http://schemas.microsoft.com/office/word/2010/wordprocessingGroup" xmlns:wpi="http://schemas.microsoft.com/office/word/2010/wordprocessingInk" xmlns:wne="http://schemas.microsoft.com/office/word/2006/wordml" xmlns:wps="http://schemas.microsoft.com/office/word/2010/wordprocessingShape" mc:Ignorable="w14 w15 w16se w16cid w16 w16cex w16sdtdh wp14">
   <w:body>
     <w:p>
       <w:pPr>
@@ -492,7 +492,7 @@
       </w:r>
       <w:r>
         <w:noBreakHyphen/>
-        <w:t xml:space="preserve">carbon production routes for both ammonia and methanol </w:t>
+        <w:t xml:space="preserve">carbon production routes for ammonia </w:t>
       </w:r>
       <w:r>
         <w:t xml:space="preserve">from </w:t>
@@ -969,7 +969,6 @@
         </w:rPr>
         <w:t xml:space="preserve">(Sacchi </w:t>
       </w:r>
-      <w:bookmarkStart w:id="0" w:name="_GoBack"/>
       <w:r>
         <w:rPr>
           <w:b w:val="0"/>
@@ -978,7 +977,6 @@
         </w:rPr>
         <w:t>et al</w:t>
       </w:r>
-      <w:bookmarkEnd w:id="0"/>
       <w:r>
         <w:rPr>
           <w:b w:val="0"/>
@@ -1225,7 +1223,7 @@
         <w:t xml:space="preserve">) ammonia, highlighting the crucial role of </w:t>
       </w:r>
       <w:r>
-        <w:t>maximizing the location of green facilities</w:t>
+        <w:t>the location of green facilities</w:t>
       </w:r>
       <w:r>
         <w:t xml:space="preserve"> to maximi</w:t>
@@ -1511,8 +1509,14 @@
       <w:pPr>
         <w:pStyle w:val="Els-reference-head"/>
         <w:spacing w:after="0"/>
-      </w:pPr>
-      <w:r>
+        <w:rPr>
+          <w:lang w:val="de-CH"/>
+        </w:rPr>
+      </w:pPr>
+      <w:r>
+        <w:rPr>
+          <w:lang w:val="de-CH"/>
+        </w:rPr>
         <w:t>References</w:t>
       </w:r>
     </w:p>
@@ -1532,326 +1536,109 @@
       </w:r>
       <w:r>
         <w:rPr>
+          <w:lang w:val="de-CH"/>
+        </w:rPr>
+        <w:instrText xml:space="preserve"> ADDIN ZOTERO_BIBL {"uncited":[],"omitted":[],"custom":[]} CSL_BIBLIOGRAPHY </w:instrText>
+      </w:r>
+      <w:r>
+        <w:rPr>
           <w:lang w:val="en-US"/>
         </w:rPr>
-        <w:instrText xml:space="preserve"> ADDIN ZOTERO_BIBL {"uncited":[],"omitted":[],"custom":[]} CSL_BIBLIOGRAPHY </w:instrText>
-      </w:r>
-      <w:r>
-        <w:rPr>
-          <w:lang w:val="en-US"/>
-        </w:rPr>
         <w:fldChar w:fldCharType="separate"/>
+      </w:r>
+      <w:r>
+        <w:rPr>
+          <w:sz w:val="18"/>
+          <w:lang w:val="de-CH"/>
+        </w:rPr>
+        <w:t xml:space="preserve">Bauer, F., </w:t>
+      </w:r>
+      <w:proofErr w:type="spellStart"/>
+      <w:r>
+        <w:rPr>
+          <w:sz w:val="18"/>
+          <w:lang w:val="de-CH"/>
+        </w:rPr>
+        <w:t>Tilsted</w:t>
+      </w:r>
+      <w:proofErr w:type="spellEnd"/>
+      <w:r>
+        <w:rPr>
+          <w:sz w:val="18"/>
+          <w:lang w:val="de-CH"/>
+        </w:rPr>
+        <w:t xml:space="preserve">, J.P., Pfister, S., Oberschelp, C., </w:t>
+      </w:r>
+      <w:proofErr w:type="spellStart"/>
+      <w:r>
+        <w:rPr>
+          <w:sz w:val="18"/>
+          <w:lang w:val="de-CH"/>
+        </w:rPr>
+        <w:t>Kulionis</w:t>
+      </w:r>
+      <w:proofErr w:type="spellEnd"/>
+      <w:r>
+        <w:rPr>
+          <w:sz w:val="18"/>
+          <w:lang w:val="de-CH"/>
+        </w:rPr>
+        <w:t xml:space="preserve">, V., 2023. </w:t>
       </w:r>
       <w:r>
         <w:rPr>
           <w:sz w:val="18"/>
           <w:lang w:val="en-US"/>
         </w:rPr>
-        <w:t xml:space="preserve">Bauer, F., </w:t>
-      </w:r>
-      <w:proofErr w:type="spellStart"/>
-      <w:r>
+        <w:t>Mapping GHG emissions and prospects for renewable energy in the chemical industry. Curr. Opin. Chem. Eng. 39, 100881.</w:t>
+      </w:r>
+    </w:p>
+    <w:p>
+      <w:pPr>
+        <w:pStyle w:val="Bibliography"/>
         <w:rPr>
           <w:sz w:val="18"/>
           <w:lang w:val="en-US"/>
         </w:rPr>
-        <w:t>Tilsted</w:t>
-      </w:r>
-      <w:proofErr w:type="spellEnd"/>
+      </w:pPr>
       <w:r>
         <w:rPr>
           <w:sz w:val="18"/>
           <w:lang w:val="en-US"/>
         </w:rPr>
-        <w:t xml:space="preserve">, J.P., Pfister, S., </w:t>
-      </w:r>
-      <w:proofErr w:type="spellStart"/>
-      <w:r>
+        <w:t>D’Angelo, S.C., Cobo, S., Tulus, V., Nabera, A., Martín, A.J., Pérez-Ramírez, J., Guillén-Gosálbez, G., 2021. Planetary Boundaries Analysis of Low-Carbon Ammonia Production Routes. ACS Sustain. Chem. Eng. 9, 9740–9749.</w:t>
+      </w:r>
+    </w:p>
+    <w:p>
+      <w:pPr>
+        <w:pStyle w:val="Bibliography"/>
         <w:rPr>
           <w:sz w:val="18"/>
           <w:lang w:val="en-US"/>
         </w:rPr>
-        <w:t>Oberschelp</w:t>
-      </w:r>
-      <w:proofErr w:type="spellEnd"/>
+      </w:pPr>
       <w:r>
         <w:rPr>
           <w:sz w:val="18"/>
           <w:lang w:val="en-US"/>
         </w:rPr>
-        <w:t xml:space="preserve">, C., </w:t>
-      </w:r>
-      <w:proofErr w:type="spellStart"/>
-      <w:r>
+        <w:t>Gomez, J.R., Baca, J., Garzon, F., 2020. Techno-economic analysis and life cycle assessment for electrochemical ammonia production using proton conducting membrane. Int. J. Hydrog. Energy 45, 721–737.</w:t>
+      </w:r>
+    </w:p>
+    <w:p>
+      <w:pPr>
+        <w:pStyle w:val="Bibliography"/>
         <w:rPr>
           <w:sz w:val="18"/>
           <w:lang w:val="en-US"/>
         </w:rPr>
-        <w:t>Kulionis</w:t>
-      </w:r>
-      <w:proofErr w:type="spellEnd"/>
+      </w:pPr>
       <w:r>
         <w:rPr>
           <w:sz w:val="18"/>
           <w:lang w:val="en-US"/>
         </w:rPr>
-        <w:t xml:space="preserve">, V., 2023. Mapping GHG emissions and prospects for renewable energy in the chemical industry. </w:t>
-      </w:r>
-      <w:proofErr w:type="spellStart"/>
-      <w:r>
-        <w:rPr>
-          <w:sz w:val="18"/>
-          <w:lang w:val="en-US"/>
-        </w:rPr>
-        <w:t>Curr</w:t>
-      </w:r>
-      <w:proofErr w:type="spellEnd"/>
-      <w:r>
-        <w:rPr>
-          <w:sz w:val="18"/>
-          <w:lang w:val="en-US"/>
-        </w:rPr>
-        <w:t xml:space="preserve">. </w:t>
-      </w:r>
-      <w:proofErr w:type="spellStart"/>
-      <w:r>
-        <w:rPr>
-          <w:sz w:val="18"/>
-          <w:lang w:val="en-US"/>
-        </w:rPr>
-        <w:t>Opin</w:t>
-      </w:r>
-      <w:proofErr w:type="spellEnd"/>
-      <w:r>
-        <w:rPr>
-          <w:sz w:val="18"/>
-          <w:lang w:val="en-US"/>
-        </w:rPr>
-        <w:t>. Chem. Eng. 39, 100881.</w:t>
-      </w:r>
-    </w:p>
-    <w:p>
-      <w:pPr>
-        <w:pStyle w:val="Bibliography"/>
-        <w:rPr>
-          <w:sz w:val="18"/>
-          <w:lang w:val="en-US"/>
-        </w:rPr>
-      </w:pPr>
-      <w:r>
-        <w:rPr>
-          <w:sz w:val="18"/>
-          <w:lang w:val="en-US"/>
-        </w:rPr>
-        <w:t xml:space="preserve">D’Angelo, S.C., </w:t>
-      </w:r>
-      <w:proofErr w:type="spellStart"/>
-      <w:r>
-        <w:rPr>
-          <w:sz w:val="18"/>
-          <w:lang w:val="en-US"/>
-        </w:rPr>
-        <w:t>Cobo</w:t>
-      </w:r>
-      <w:proofErr w:type="spellEnd"/>
-      <w:r>
-        <w:rPr>
-          <w:sz w:val="18"/>
-          <w:lang w:val="en-US"/>
-        </w:rPr>
-        <w:t xml:space="preserve">, S., </w:t>
-      </w:r>
-      <w:proofErr w:type="spellStart"/>
-      <w:r>
-        <w:rPr>
-          <w:sz w:val="18"/>
-          <w:lang w:val="en-US"/>
-        </w:rPr>
-        <w:t>Tulus</w:t>
-      </w:r>
-      <w:proofErr w:type="spellEnd"/>
-      <w:r>
-        <w:rPr>
-          <w:sz w:val="18"/>
-          <w:lang w:val="en-US"/>
-        </w:rPr>
-        <w:t>, V., Nabera, A., Martín, A.J., Pérez-Ramírez, J., Guillén-Gosálbez, G., 2021. Planetary Boundaries Analysis of Low-Carbon Ammonia Production Routes. ACS Sustain. Chem. Eng. 9, 9740–9749.</w:t>
-      </w:r>
-    </w:p>
-    <w:p>
-      <w:pPr>
-        <w:pStyle w:val="Bibliography"/>
-        <w:rPr>
-          <w:sz w:val="18"/>
-          <w:lang w:val="en-US"/>
-        </w:rPr>
-      </w:pPr>
-      <w:r>
-        <w:rPr>
-          <w:sz w:val="18"/>
-          <w:lang w:val="en-US"/>
-        </w:rPr>
-        <w:t xml:space="preserve">Gomez, J.R., Baca, J., Garzon, F., 2020. Techno-economic analysis and life cycle assessment for electrochemical ammonia production using proton conducting membrane. Int. J. </w:t>
-      </w:r>
-      <w:proofErr w:type="spellStart"/>
-      <w:r>
-        <w:rPr>
-          <w:sz w:val="18"/>
-          <w:lang w:val="en-US"/>
-        </w:rPr>
-        <w:t>Hydrog</w:t>
-      </w:r>
-      <w:proofErr w:type="spellEnd"/>
-      <w:r>
-        <w:rPr>
-          <w:sz w:val="18"/>
-          <w:lang w:val="en-US"/>
-        </w:rPr>
-        <w:t>. Energy 45, 721–737.</w:t>
-      </w:r>
-    </w:p>
-    <w:p>
-      <w:pPr>
-        <w:pStyle w:val="Bibliography"/>
-        <w:rPr>
-          <w:sz w:val="18"/>
-          <w:lang w:val="en-US"/>
-        </w:rPr>
-      </w:pPr>
-      <w:r>
-        <w:rPr>
-          <w:sz w:val="18"/>
-          <w:lang w:val="en-US"/>
-        </w:rPr>
-        <w:t xml:space="preserve">Sacchi, R., </w:t>
-      </w:r>
-      <w:proofErr w:type="spellStart"/>
-      <w:r>
-        <w:rPr>
-          <w:sz w:val="18"/>
-          <w:lang w:val="en-US"/>
-        </w:rPr>
-        <w:t>Terlouw</w:t>
-      </w:r>
-      <w:proofErr w:type="spellEnd"/>
-      <w:r>
-        <w:rPr>
-          <w:sz w:val="18"/>
-          <w:lang w:val="en-US"/>
-        </w:rPr>
-        <w:t xml:space="preserve">, T., </w:t>
-      </w:r>
-      <w:proofErr w:type="spellStart"/>
-      <w:r>
-        <w:rPr>
-          <w:sz w:val="18"/>
-          <w:lang w:val="en-US"/>
-        </w:rPr>
-        <w:t>Siala</w:t>
-      </w:r>
-      <w:proofErr w:type="spellEnd"/>
-      <w:r>
-        <w:rPr>
-          <w:sz w:val="18"/>
-          <w:lang w:val="en-US"/>
-        </w:rPr>
-        <w:t xml:space="preserve">, K., </w:t>
-      </w:r>
-      <w:proofErr w:type="spellStart"/>
-      <w:r>
-        <w:rPr>
-          <w:sz w:val="18"/>
-          <w:lang w:val="en-US"/>
-        </w:rPr>
-        <w:t>Dirnaichner</w:t>
-      </w:r>
-      <w:proofErr w:type="spellEnd"/>
-      <w:r>
-        <w:rPr>
-          <w:sz w:val="18"/>
-          <w:lang w:val="en-US"/>
-        </w:rPr>
-        <w:t xml:space="preserve">, A., Bauer, C., Cox, B., </w:t>
-      </w:r>
-      <w:proofErr w:type="spellStart"/>
-      <w:r>
-        <w:rPr>
-          <w:sz w:val="18"/>
-          <w:lang w:val="en-US"/>
-        </w:rPr>
-        <w:t>Mutel</w:t>
-      </w:r>
-      <w:proofErr w:type="spellEnd"/>
-      <w:r>
-        <w:rPr>
-          <w:sz w:val="18"/>
-          <w:lang w:val="en-US"/>
-        </w:rPr>
-        <w:t xml:space="preserve">, C., </w:t>
-      </w:r>
-      <w:proofErr w:type="spellStart"/>
-      <w:r>
-        <w:rPr>
-          <w:sz w:val="18"/>
-          <w:lang w:val="en-US"/>
-        </w:rPr>
-        <w:t>Daioglou</w:t>
-      </w:r>
-      <w:proofErr w:type="spellEnd"/>
-      <w:r>
-        <w:rPr>
-          <w:sz w:val="18"/>
-          <w:lang w:val="en-US"/>
-        </w:rPr>
-        <w:t xml:space="preserve">, V., Luderer, G., 2022. </w:t>
-      </w:r>
-      <w:proofErr w:type="spellStart"/>
-      <w:r>
-        <w:rPr>
-          <w:sz w:val="18"/>
-          <w:lang w:val="en-US"/>
-        </w:rPr>
-        <w:t>PRospective</w:t>
-      </w:r>
-      <w:proofErr w:type="spellEnd"/>
-      <w:r>
-        <w:rPr>
-          <w:sz w:val="18"/>
-          <w:lang w:val="en-US"/>
-        </w:rPr>
-        <w:t xml:space="preserve"> </w:t>
-      </w:r>
-      <w:proofErr w:type="spellStart"/>
-      <w:r>
-        <w:rPr>
-          <w:sz w:val="18"/>
-          <w:lang w:val="en-US"/>
-        </w:rPr>
-        <w:t>EnvironMental</w:t>
-      </w:r>
-      <w:proofErr w:type="spellEnd"/>
-      <w:r>
-        <w:rPr>
-          <w:sz w:val="18"/>
-          <w:lang w:val="en-US"/>
-        </w:rPr>
-        <w:t xml:space="preserve"> Impact </w:t>
-      </w:r>
-      <w:proofErr w:type="spellStart"/>
-      <w:r>
-        <w:rPr>
-          <w:sz w:val="18"/>
-          <w:lang w:val="en-US"/>
-        </w:rPr>
-        <w:t>asSEment</w:t>
-      </w:r>
-      <w:proofErr w:type="spellEnd"/>
-      <w:r>
-        <w:rPr>
-          <w:sz w:val="18"/>
-          <w:lang w:val="en-US"/>
-        </w:rPr>
-        <w:t xml:space="preserve"> (premise): A streamlined approach to producing databases for prospective life cycle assessment using integrated assessment models. Renew. Sustain. Energy Rev. 160, 112311.</w:t>
+        <w:t>Sacchi, R., Terlouw, T., Siala, K., Dirnaichner, A., Bauer, C., Cox, B., Mutel, C., Daioglou, V., Luderer, G., 2022. PRospective EnvironMental Impact asSEment (premise): A streamlined approach to producing databases for prospective life cycle assessment using integrated assessment models. Renew. Sustain. Energy Rev. 160, 112311.</w:t>
       </w:r>
     </w:p>
     <w:p>
@@ -1890,17 +1677,8 @@
 </w:document>
 </file>
 
-<file path=word/commentsExtensible.xml><?xml version="1.0" encoding="utf-8"?>
-<w16cex:commentsExtensible xmlns:wpc="http://schemas.microsoft.com/office/word/2010/wordprocessingCanvas" xmlns:cx="http://schemas.microsoft.com/office/drawing/2014/chartex" xmlns:cx1="http://schemas.microsoft.com/office/drawing/2015/9/8/chartex" xmlns:cx2="http://schemas.microsoft.com/office/drawing/2015/10/21/chartex" xmlns:cx3="http://schemas.microsoft.com/office/drawing/2016/5/9/chartex" xmlns:cx4="http://schemas.microsoft.com/office/drawing/2016/5/10/chartex" xmlns:cx5="http://schemas.microsoft.com/office/drawing/2016/5/11/chartex" xmlns:cx6="http://schemas.microsoft.com/office/drawing/2016/5/12/chartex" xmlns:cx7="http://schemas.microsoft.com/office/drawing/2016/5/13/chartex" xmlns:cx8="http://schemas.microsoft.com/office/drawing/2016/5/14/chartex" xmlns:cr="http://schemas.microsoft.com/office/comments/2020/reactions" xmlns:mc="http://schemas.openxmlformats.org/markup-compatibility/2006" xmlns:aink="http://schemas.microsoft.com/office/drawing/2016/ink" xmlns:am3d="http://schemas.microsoft.com/office/drawing/2017/model3d" xmlns:o="urn:schemas-microsoft-com:office:office" xmlns:oel="http://schemas.microsoft.com/office/2019/extlst" xmlns:r="http://schemas.openxmlformats.org/officeDocument/2006/relationships" xmlns:m="http://schemas.openxmlformats.org/officeDocument/2006/math" xmlns:v="urn:schemas-microsoft-com:vml" xmlns:wp14="http://schemas.microsoft.com/office/word/2010/wordprocessingDrawing" xmlns:wp="http://schemas.openxmlformats.org/drawingml/2006/wordprocessingDrawing" xmlns:w10="urn:schemas-microsoft-com:office:word" xmlns:w="http://schemas.openxmlformats.org/wordprocessingml/2006/main" xmlns:w14="http://schemas.microsoft.com/office/word/2010/wordml" xmlns:w15="http://schemas.microsoft.com/office/word/2012/wordml" xmlns:w16cex="http://schemas.microsoft.com/office/word/2018/wordml/cex" xmlns:w16cid="http://schemas.microsoft.com/office/word/2016/wordml/cid" xmlns:w16="http://schemas.microsoft.com/office/word/2018/wordml" xmlns:w16sdtdh="http://schemas.microsoft.com/office/word/2020/wordml/sdtdatahash" xmlns:w16se="http://schemas.microsoft.com/office/word/2015/wordml/symex" xmlns:wpg="http://schemas.microsoft.com/office/word/2010/wordprocessingGroup" xmlns:wpi="http://schemas.microsoft.com/office/word/2010/wordprocessingInk" xmlns:wne="http://schemas.microsoft.com/office/word/2006/wordml" xmlns:wps="http://schemas.microsoft.com/office/word/2010/wordprocessingShape" mc:Ignorable="w14 w15 w16se w16cid w16 w16cex w16sdtdh cr wp14">
-  <w16cex:commentExtensible w16cex:durableId="331FEF52" w16cex:dateUtc="2023-11-27T09:09:00Z"/>
-  <w16cex:commentExtensible w16cex:durableId="1E4CF9D8" w16cex:dateUtc="2023-11-27T08:35:00Z"/>
-  <w16cex:commentExtensible w16cex:durableId="6F26AC32" w16cex:dateUtc="2023-11-27T08:39:00Z"/>
-  <w16cex:commentExtensible w16cex:durableId="30F834F0" w16cex:dateUtc="2023-11-27T09:07:00Z"/>
-</w16cex:commentsExtensible>
-</file>
-
 <file path=word/endnotes.xml><?xml version="1.0" encoding="utf-8"?>
-<w:endnotes xmlns:wpc="http://schemas.microsoft.com/office/word/2010/wordprocessingCanvas" xmlns:cx="http://schemas.microsoft.com/office/drawing/2014/chartex" xmlns:cx1="http://schemas.microsoft.com/office/drawing/2015/9/8/chartex" xmlns:cx2="http://schemas.microsoft.com/office/drawing/2015/10/21/chartex" xmlns:cx3="http://schemas.microsoft.com/office/drawing/2016/5/9/chartex" xmlns:cx4="http://schemas.microsoft.com/office/drawing/2016/5/10/chartex" xmlns:cx5="http://schemas.microsoft.com/office/drawing/2016/5/11/chartex" xmlns:cx6="http://schemas.microsoft.com/office/drawing/2016/5/12/chartex" xmlns:cx7="http://schemas.microsoft.com/office/drawing/2016/5/13/chartex" xmlns:cx8="http://schemas.microsoft.com/office/drawing/2016/5/14/chartex" xmlns:mc="http://schemas.openxmlformats.org/markup-compatibility/2006" xmlns:aink="http://schemas.microsoft.com/office/drawing/2016/ink" xmlns:am3d="http://schemas.microsoft.com/office/drawing/2017/model3d" xmlns:o="urn:schemas-microsoft-com:office:office" xmlns:r="http://schemas.openxmlformats.org/officeDocument/2006/relationships" xmlns:m="http://schemas.openxmlformats.org/officeDocument/2006/math" xmlns:v="urn:schemas-microsoft-com:vml" xmlns:wp14="http://schemas.microsoft.com/office/word/2010/wordprocessingDrawing" xmlns:wp="http://schemas.openxmlformats.org/drawingml/2006/wordprocessingDrawing" xmlns:w10="urn:schemas-microsoft-com:office:word" xmlns:w="http://schemas.openxmlformats.org/wordprocessingml/2006/main" xmlns:w14="http://schemas.microsoft.com/office/word/2010/wordml" xmlns:w15="http://schemas.microsoft.com/office/word/2012/wordml" xmlns:w16cid="http://schemas.microsoft.com/office/word/2016/wordml/cid" xmlns:w16se="http://schemas.microsoft.com/office/word/2015/wordml/symex" xmlns:wpg="http://schemas.microsoft.com/office/word/2010/wordprocessingGroup" xmlns:wpi="http://schemas.microsoft.com/office/word/2010/wordprocessingInk" xmlns:wne="http://schemas.microsoft.com/office/word/2006/wordml" xmlns:wps="http://schemas.microsoft.com/office/word/2010/wordprocessingShape" mc:Ignorable="w14 w15 w16se w16cid wp14">
+<w:endnotes xmlns:wpc="http://schemas.microsoft.com/office/word/2010/wordprocessingCanvas" xmlns:cx="http://schemas.microsoft.com/office/drawing/2014/chartex" xmlns:cx1="http://schemas.microsoft.com/office/drawing/2015/9/8/chartex" xmlns:cx2="http://schemas.microsoft.com/office/drawing/2015/10/21/chartex" xmlns:cx3="http://schemas.microsoft.com/office/drawing/2016/5/9/chartex" xmlns:cx4="http://schemas.microsoft.com/office/drawing/2016/5/10/chartex" xmlns:cx5="http://schemas.microsoft.com/office/drawing/2016/5/11/chartex" xmlns:cx6="http://schemas.microsoft.com/office/drawing/2016/5/12/chartex" xmlns:cx7="http://schemas.microsoft.com/office/drawing/2016/5/13/chartex" xmlns:cx8="http://schemas.microsoft.com/office/drawing/2016/5/14/chartex" xmlns:mc="http://schemas.openxmlformats.org/markup-compatibility/2006" xmlns:aink="http://schemas.microsoft.com/office/drawing/2016/ink" xmlns:am3d="http://schemas.microsoft.com/office/drawing/2017/model3d" xmlns:o="urn:schemas-microsoft-com:office:office" xmlns:oel="http://schemas.microsoft.com/office/2019/extlst" xmlns:r="http://schemas.openxmlformats.org/officeDocument/2006/relationships" xmlns:m="http://schemas.openxmlformats.org/officeDocument/2006/math" xmlns:v="urn:schemas-microsoft-com:vml" xmlns:wp14="http://schemas.microsoft.com/office/word/2010/wordprocessingDrawing" xmlns:wp="http://schemas.openxmlformats.org/drawingml/2006/wordprocessingDrawing" xmlns:w10="urn:schemas-microsoft-com:office:word" xmlns:w="http://schemas.openxmlformats.org/wordprocessingml/2006/main" xmlns:w14="http://schemas.microsoft.com/office/word/2010/wordml" xmlns:w15="http://schemas.microsoft.com/office/word/2012/wordml" xmlns:w16cex="http://schemas.microsoft.com/office/word/2018/wordml/cex" xmlns:w16cid="http://schemas.microsoft.com/office/word/2016/wordml/cid" xmlns:w16="http://schemas.microsoft.com/office/word/2018/wordml" xmlns:w16sdtdh="http://schemas.microsoft.com/office/word/2020/wordml/sdtdatahash" xmlns:w16se="http://schemas.microsoft.com/office/word/2015/wordml/symex" xmlns:wpg="http://schemas.microsoft.com/office/word/2010/wordprocessingGroup" xmlns:wpi="http://schemas.microsoft.com/office/word/2010/wordprocessingInk" xmlns:wne="http://schemas.microsoft.com/office/word/2006/wordml" xmlns:wps="http://schemas.microsoft.com/office/word/2010/wordprocessingShape" mc:Ignorable="w14 w15 w16se w16cid w16 w16cex w16sdtdh wp14">
   <w:endnote w:type="separator" w:id="-1">
     <w:p>
       <w:r>
@@ -1919,7 +1697,7 @@
 </file>
 
 <file path=word/footer1.xml><?xml version="1.0" encoding="utf-8"?>
-<w:ftr xmlns:wpc="http://schemas.microsoft.com/office/word/2010/wordprocessingCanvas" xmlns:cx="http://schemas.microsoft.com/office/drawing/2014/chartex" xmlns:cx1="http://schemas.microsoft.com/office/drawing/2015/9/8/chartex" xmlns:cx2="http://schemas.microsoft.com/office/drawing/2015/10/21/chartex" xmlns:cx3="http://schemas.microsoft.com/office/drawing/2016/5/9/chartex" xmlns:cx4="http://schemas.microsoft.com/office/drawing/2016/5/10/chartex" xmlns:cx5="http://schemas.microsoft.com/office/drawing/2016/5/11/chartex" xmlns:cx6="http://schemas.microsoft.com/office/drawing/2016/5/12/chartex" xmlns:cx7="http://schemas.microsoft.com/office/drawing/2016/5/13/chartex" xmlns:cx8="http://schemas.microsoft.com/office/drawing/2016/5/14/chartex" xmlns:mc="http://schemas.openxmlformats.org/markup-compatibility/2006" xmlns:aink="http://schemas.microsoft.com/office/drawing/2016/ink" xmlns:am3d="http://schemas.microsoft.com/office/drawing/2017/model3d" xmlns:o="urn:schemas-microsoft-com:office:office" xmlns:r="http://schemas.openxmlformats.org/officeDocument/2006/relationships" xmlns:m="http://schemas.openxmlformats.org/officeDocument/2006/math" xmlns:v="urn:schemas-microsoft-com:vml" xmlns:wp14="http://schemas.microsoft.com/office/word/2010/wordprocessingDrawing" xmlns:wp="http://schemas.openxmlformats.org/drawingml/2006/wordprocessingDrawing" xmlns:w10="urn:schemas-microsoft-com:office:word" xmlns:w="http://schemas.openxmlformats.org/wordprocessingml/2006/main" xmlns:w14="http://schemas.microsoft.com/office/word/2010/wordml" xmlns:w15="http://schemas.microsoft.com/office/word/2012/wordml" xmlns:w16cid="http://schemas.microsoft.com/office/word/2016/wordml/cid" xmlns:w16se="http://schemas.microsoft.com/office/word/2015/wordml/symex" xmlns:wpg="http://schemas.microsoft.com/office/word/2010/wordprocessingGroup" xmlns:wpi="http://schemas.microsoft.com/office/word/2010/wordprocessingInk" xmlns:wne="http://schemas.microsoft.com/office/word/2006/wordml" xmlns:wps="http://schemas.microsoft.com/office/word/2010/wordprocessingShape" mc:Ignorable="w14 w15 w16se w16cid wp14">
+<w:ftr xmlns:wpc="http://schemas.microsoft.com/office/word/2010/wordprocessingCanvas" xmlns:cx="http://schemas.microsoft.com/office/drawing/2014/chartex" xmlns:cx1="http://schemas.microsoft.com/office/drawing/2015/9/8/chartex" xmlns:cx2="http://schemas.microsoft.com/office/drawing/2015/10/21/chartex" xmlns:cx3="http://schemas.microsoft.com/office/drawing/2016/5/9/chartex" xmlns:cx4="http://schemas.microsoft.com/office/drawing/2016/5/10/chartex" xmlns:cx5="http://schemas.microsoft.com/office/drawing/2016/5/11/chartex" xmlns:cx6="http://schemas.microsoft.com/office/drawing/2016/5/12/chartex" xmlns:cx7="http://schemas.microsoft.com/office/drawing/2016/5/13/chartex" xmlns:cx8="http://schemas.microsoft.com/office/drawing/2016/5/14/chartex" xmlns:mc="http://schemas.openxmlformats.org/markup-compatibility/2006" xmlns:aink="http://schemas.microsoft.com/office/drawing/2016/ink" xmlns:am3d="http://schemas.microsoft.com/office/drawing/2017/model3d" xmlns:o="urn:schemas-microsoft-com:office:office" xmlns:oel="http://schemas.microsoft.com/office/2019/extlst" xmlns:r="http://schemas.openxmlformats.org/officeDocument/2006/relationships" xmlns:m="http://schemas.openxmlformats.org/officeDocument/2006/math" xmlns:v="urn:schemas-microsoft-com:vml" xmlns:wp14="http://schemas.microsoft.com/office/word/2010/wordprocessingDrawing" xmlns:wp="http://schemas.openxmlformats.org/drawingml/2006/wordprocessingDrawing" xmlns:w10="urn:schemas-microsoft-com:office:word" xmlns:w="http://schemas.openxmlformats.org/wordprocessingml/2006/main" xmlns:w14="http://schemas.microsoft.com/office/word/2010/wordml" xmlns:w15="http://schemas.microsoft.com/office/word/2012/wordml" xmlns:w16cex="http://schemas.microsoft.com/office/word/2018/wordml/cex" xmlns:w16cid="http://schemas.microsoft.com/office/word/2016/wordml/cid" xmlns:w16="http://schemas.microsoft.com/office/word/2018/wordml" xmlns:w16sdtdh="http://schemas.microsoft.com/office/word/2020/wordml/sdtdatahash" xmlns:w16se="http://schemas.microsoft.com/office/word/2015/wordml/symex" xmlns:wpg="http://schemas.microsoft.com/office/word/2010/wordprocessingGroup" xmlns:wpi="http://schemas.microsoft.com/office/word/2010/wordprocessingInk" xmlns:wne="http://schemas.microsoft.com/office/word/2006/wordml" xmlns:wps="http://schemas.microsoft.com/office/word/2010/wordprocessingShape" mc:Ignorable="w14 w15 w16se w16cid w16 w16cex w16sdtdh wp14">
   <w:p>
     <w:pPr>
       <w:pStyle w:val="Footer"/>
@@ -1929,7 +1707,7 @@
 </file>
 
 <file path=word/footer2.xml><?xml version="1.0" encoding="utf-8"?>
-<w:ftr xmlns:wpc="http://schemas.microsoft.com/office/word/2010/wordprocessingCanvas" xmlns:cx="http://schemas.microsoft.com/office/drawing/2014/chartex" xmlns:cx1="http://schemas.microsoft.com/office/drawing/2015/9/8/chartex" xmlns:cx2="http://schemas.microsoft.com/office/drawing/2015/10/21/chartex" xmlns:cx3="http://schemas.microsoft.com/office/drawing/2016/5/9/chartex" xmlns:cx4="http://schemas.microsoft.com/office/drawing/2016/5/10/chartex" xmlns:cx5="http://schemas.microsoft.com/office/drawing/2016/5/11/chartex" xmlns:cx6="http://schemas.microsoft.com/office/drawing/2016/5/12/chartex" xmlns:cx7="http://schemas.microsoft.com/office/drawing/2016/5/13/chartex" xmlns:cx8="http://schemas.microsoft.com/office/drawing/2016/5/14/chartex" xmlns:mc="http://schemas.openxmlformats.org/markup-compatibility/2006" xmlns:aink="http://schemas.microsoft.com/office/drawing/2016/ink" xmlns:am3d="http://schemas.microsoft.com/office/drawing/2017/model3d" xmlns:o="urn:schemas-microsoft-com:office:office" xmlns:r="http://schemas.openxmlformats.org/officeDocument/2006/relationships" xmlns:m="http://schemas.openxmlformats.org/officeDocument/2006/math" xmlns:v="urn:schemas-microsoft-com:vml" xmlns:wp14="http://schemas.microsoft.com/office/word/2010/wordprocessingDrawing" xmlns:wp="http://schemas.openxmlformats.org/drawingml/2006/wordprocessingDrawing" xmlns:w10="urn:schemas-microsoft-com:office:word" xmlns:w="http://schemas.openxmlformats.org/wordprocessingml/2006/main" xmlns:w14="http://schemas.microsoft.com/office/word/2010/wordml" xmlns:w15="http://schemas.microsoft.com/office/word/2012/wordml" xmlns:w16cid="http://schemas.microsoft.com/office/word/2016/wordml/cid" xmlns:w16se="http://schemas.microsoft.com/office/word/2015/wordml/symex" xmlns:wpg="http://schemas.microsoft.com/office/word/2010/wordprocessingGroup" xmlns:wpi="http://schemas.microsoft.com/office/word/2010/wordprocessingInk" xmlns:wne="http://schemas.microsoft.com/office/word/2006/wordml" xmlns:wps="http://schemas.microsoft.com/office/word/2010/wordprocessingShape" mc:Ignorable="w14 w15 w16se w16cid wp14">
+<w:ftr xmlns:wpc="http://schemas.microsoft.com/office/word/2010/wordprocessingCanvas" xmlns:cx="http://schemas.microsoft.com/office/drawing/2014/chartex" xmlns:cx1="http://schemas.microsoft.com/office/drawing/2015/9/8/chartex" xmlns:cx2="http://schemas.microsoft.com/office/drawing/2015/10/21/chartex" xmlns:cx3="http://schemas.microsoft.com/office/drawing/2016/5/9/chartex" xmlns:cx4="http://schemas.microsoft.com/office/drawing/2016/5/10/chartex" xmlns:cx5="http://schemas.microsoft.com/office/drawing/2016/5/11/chartex" xmlns:cx6="http://schemas.microsoft.com/office/drawing/2016/5/12/chartex" xmlns:cx7="http://schemas.microsoft.com/office/drawing/2016/5/13/chartex" xmlns:cx8="http://schemas.microsoft.com/office/drawing/2016/5/14/chartex" xmlns:mc="http://schemas.openxmlformats.org/markup-compatibility/2006" xmlns:aink="http://schemas.microsoft.com/office/drawing/2016/ink" xmlns:am3d="http://schemas.microsoft.com/office/drawing/2017/model3d" xmlns:o="urn:schemas-microsoft-com:office:office" xmlns:oel="http://schemas.microsoft.com/office/2019/extlst" xmlns:r="http://schemas.openxmlformats.org/officeDocument/2006/relationships" xmlns:m="http://schemas.openxmlformats.org/officeDocument/2006/math" xmlns:v="urn:schemas-microsoft-com:vml" xmlns:wp14="http://schemas.microsoft.com/office/word/2010/wordprocessingDrawing" xmlns:wp="http://schemas.openxmlformats.org/drawingml/2006/wordprocessingDrawing" xmlns:w10="urn:schemas-microsoft-com:office:word" xmlns:w="http://schemas.openxmlformats.org/wordprocessingml/2006/main" xmlns:w14="http://schemas.microsoft.com/office/word/2010/wordml" xmlns:w15="http://schemas.microsoft.com/office/word/2012/wordml" xmlns:w16cex="http://schemas.microsoft.com/office/word/2018/wordml/cex" xmlns:w16cid="http://schemas.microsoft.com/office/word/2016/wordml/cid" xmlns:w16="http://schemas.microsoft.com/office/word/2018/wordml" xmlns:w16sdtdh="http://schemas.microsoft.com/office/word/2020/wordml/sdtdatahash" xmlns:w16se="http://schemas.microsoft.com/office/word/2015/wordml/symex" xmlns:wpg="http://schemas.microsoft.com/office/word/2010/wordprocessingGroup" xmlns:wpi="http://schemas.microsoft.com/office/word/2010/wordprocessingInk" xmlns:wne="http://schemas.microsoft.com/office/word/2006/wordml" xmlns:wps="http://schemas.microsoft.com/office/word/2010/wordprocessingShape" mc:Ignorable="w14 w15 w16se w16cid w16 w16cex w16sdtdh wp14">
   <w:p>
     <w:pPr>
       <w:pStyle w:val="Footer"/>
@@ -1939,7 +1717,7 @@
 </file>
 
 <file path=word/footer3.xml><?xml version="1.0" encoding="utf-8"?>
-<w:ftr xmlns:wpc="http://schemas.microsoft.com/office/word/2010/wordprocessingCanvas" xmlns:cx="http://schemas.microsoft.com/office/drawing/2014/chartex" xmlns:cx1="http://schemas.microsoft.com/office/drawing/2015/9/8/chartex" xmlns:cx2="http://schemas.microsoft.com/office/drawing/2015/10/21/chartex" xmlns:cx3="http://schemas.microsoft.com/office/drawing/2016/5/9/chartex" xmlns:cx4="http://schemas.microsoft.com/office/drawing/2016/5/10/chartex" xmlns:cx5="http://schemas.microsoft.com/office/drawing/2016/5/11/chartex" xmlns:cx6="http://schemas.microsoft.com/office/drawing/2016/5/12/chartex" xmlns:cx7="http://schemas.microsoft.com/office/drawing/2016/5/13/chartex" xmlns:cx8="http://schemas.microsoft.com/office/drawing/2016/5/14/chartex" xmlns:mc="http://schemas.openxmlformats.org/markup-compatibility/2006" xmlns:aink="http://schemas.microsoft.com/office/drawing/2016/ink" xmlns:am3d="http://schemas.microsoft.com/office/drawing/2017/model3d" xmlns:o="urn:schemas-microsoft-com:office:office" xmlns:r="http://schemas.openxmlformats.org/officeDocument/2006/relationships" xmlns:m="http://schemas.openxmlformats.org/officeDocument/2006/math" xmlns:v="urn:schemas-microsoft-com:vml" xmlns:wp14="http://schemas.microsoft.com/office/word/2010/wordprocessingDrawing" xmlns:wp="http://schemas.openxmlformats.org/drawingml/2006/wordprocessingDrawing" xmlns:w10="urn:schemas-microsoft-com:office:word" xmlns:w="http://schemas.openxmlformats.org/wordprocessingml/2006/main" xmlns:w14="http://schemas.microsoft.com/office/word/2010/wordml" xmlns:w15="http://schemas.microsoft.com/office/word/2012/wordml" xmlns:w16cid="http://schemas.microsoft.com/office/word/2016/wordml/cid" xmlns:w16se="http://schemas.microsoft.com/office/word/2015/wordml/symex" xmlns:wpg="http://schemas.microsoft.com/office/word/2010/wordprocessingGroup" xmlns:wpi="http://schemas.microsoft.com/office/word/2010/wordprocessingInk" xmlns:wne="http://schemas.microsoft.com/office/word/2006/wordml" xmlns:wps="http://schemas.microsoft.com/office/word/2010/wordprocessingShape" mc:Ignorable="w14 w15 w16se w16cid wp14">
+<w:ftr xmlns:wpc="http://schemas.microsoft.com/office/word/2010/wordprocessingCanvas" xmlns:cx="http://schemas.microsoft.com/office/drawing/2014/chartex" xmlns:cx1="http://schemas.microsoft.com/office/drawing/2015/9/8/chartex" xmlns:cx2="http://schemas.microsoft.com/office/drawing/2015/10/21/chartex" xmlns:cx3="http://schemas.microsoft.com/office/drawing/2016/5/9/chartex" xmlns:cx4="http://schemas.microsoft.com/office/drawing/2016/5/10/chartex" xmlns:cx5="http://schemas.microsoft.com/office/drawing/2016/5/11/chartex" xmlns:cx6="http://schemas.microsoft.com/office/drawing/2016/5/12/chartex" xmlns:cx7="http://schemas.microsoft.com/office/drawing/2016/5/13/chartex" xmlns:cx8="http://schemas.microsoft.com/office/drawing/2016/5/14/chartex" xmlns:mc="http://schemas.openxmlformats.org/markup-compatibility/2006" xmlns:aink="http://schemas.microsoft.com/office/drawing/2016/ink" xmlns:am3d="http://schemas.microsoft.com/office/drawing/2017/model3d" xmlns:o="urn:schemas-microsoft-com:office:office" xmlns:oel="http://schemas.microsoft.com/office/2019/extlst" xmlns:r="http://schemas.openxmlformats.org/officeDocument/2006/relationships" xmlns:m="http://schemas.openxmlformats.org/officeDocument/2006/math" xmlns:v="urn:schemas-microsoft-com:vml" xmlns:wp14="http://schemas.microsoft.com/office/word/2010/wordprocessingDrawing" xmlns:wp="http://schemas.openxmlformats.org/drawingml/2006/wordprocessingDrawing" xmlns:w10="urn:schemas-microsoft-com:office:word" xmlns:w="http://schemas.openxmlformats.org/wordprocessingml/2006/main" xmlns:w14="http://schemas.microsoft.com/office/word/2010/wordml" xmlns:w15="http://schemas.microsoft.com/office/word/2012/wordml" xmlns:w16cex="http://schemas.microsoft.com/office/word/2018/wordml/cex" xmlns:w16cid="http://schemas.microsoft.com/office/word/2016/wordml/cid" xmlns:w16="http://schemas.microsoft.com/office/word/2018/wordml" xmlns:w16sdtdh="http://schemas.microsoft.com/office/word/2020/wordml/sdtdatahash" xmlns:w16se="http://schemas.microsoft.com/office/word/2015/wordml/symex" xmlns:wpg="http://schemas.microsoft.com/office/word/2010/wordprocessingGroup" xmlns:wpi="http://schemas.microsoft.com/office/word/2010/wordprocessingInk" xmlns:wne="http://schemas.microsoft.com/office/word/2006/wordml" xmlns:wps="http://schemas.microsoft.com/office/word/2010/wordprocessingShape" mc:Ignorable="w14 w15 w16se w16cid w16 w16cex w16sdtdh wp14">
   <w:p>
     <w:pPr>
       <w:pStyle w:val="Footer"/>
@@ -1949,7 +1727,7 @@
 </file>
 
 <file path=word/footnotes.xml><?xml version="1.0" encoding="utf-8"?>
-<w:footnotes xmlns:wpc="http://schemas.microsoft.com/office/word/2010/wordprocessingCanvas" xmlns:cx="http://schemas.microsoft.com/office/drawing/2014/chartex" xmlns:cx1="http://schemas.microsoft.com/office/drawing/2015/9/8/chartex" xmlns:cx2="http://schemas.microsoft.com/office/drawing/2015/10/21/chartex" xmlns:cx3="http://schemas.microsoft.com/office/drawing/2016/5/9/chartex" xmlns:cx4="http://schemas.microsoft.com/office/drawing/2016/5/10/chartex" xmlns:cx5="http://schemas.microsoft.com/office/drawing/2016/5/11/chartex" xmlns:cx6="http://schemas.microsoft.com/office/drawing/2016/5/12/chartex" xmlns:cx7="http://schemas.microsoft.com/office/drawing/2016/5/13/chartex" xmlns:cx8="http://schemas.microsoft.com/office/drawing/2016/5/14/chartex" xmlns:mc="http://schemas.openxmlformats.org/markup-compatibility/2006" xmlns:aink="http://schemas.microsoft.com/office/drawing/2016/ink" xmlns:am3d="http://schemas.microsoft.com/office/drawing/2017/model3d" xmlns:o="urn:schemas-microsoft-com:office:office" xmlns:r="http://schemas.openxmlformats.org/officeDocument/2006/relationships" xmlns:m="http://schemas.openxmlformats.org/officeDocument/2006/math" xmlns:v="urn:schemas-microsoft-com:vml" xmlns:wp14="http://schemas.microsoft.com/office/word/2010/wordprocessingDrawing" xmlns:wp="http://schemas.openxmlformats.org/drawingml/2006/wordprocessingDrawing" xmlns:w10="urn:schemas-microsoft-com:office:word" xmlns:w="http://schemas.openxmlformats.org/wordprocessingml/2006/main" xmlns:w14="http://schemas.microsoft.com/office/word/2010/wordml" xmlns:w15="http://schemas.microsoft.com/office/word/2012/wordml" xmlns:w16cid="http://schemas.microsoft.com/office/word/2016/wordml/cid" xmlns:w16se="http://schemas.microsoft.com/office/word/2015/wordml/symex" xmlns:wpg="http://schemas.microsoft.com/office/word/2010/wordprocessingGroup" xmlns:wpi="http://schemas.microsoft.com/office/word/2010/wordprocessingInk" xmlns:wne="http://schemas.microsoft.com/office/word/2006/wordml" xmlns:wps="http://schemas.microsoft.com/office/word/2010/wordprocessingShape" mc:Ignorable="w14 w15 w16se w16cid wp14">
+<w:footnotes xmlns:wpc="http://schemas.microsoft.com/office/word/2010/wordprocessingCanvas" xmlns:cx="http://schemas.microsoft.com/office/drawing/2014/chartex" xmlns:cx1="http://schemas.microsoft.com/office/drawing/2015/9/8/chartex" xmlns:cx2="http://schemas.microsoft.com/office/drawing/2015/10/21/chartex" xmlns:cx3="http://schemas.microsoft.com/office/drawing/2016/5/9/chartex" xmlns:cx4="http://schemas.microsoft.com/office/drawing/2016/5/10/chartex" xmlns:cx5="http://schemas.microsoft.com/office/drawing/2016/5/11/chartex" xmlns:cx6="http://schemas.microsoft.com/office/drawing/2016/5/12/chartex" xmlns:cx7="http://schemas.microsoft.com/office/drawing/2016/5/13/chartex" xmlns:cx8="http://schemas.microsoft.com/office/drawing/2016/5/14/chartex" xmlns:mc="http://schemas.openxmlformats.org/markup-compatibility/2006" xmlns:aink="http://schemas.microsoft.com/office/drawing/2016/ink" xmlns:am3d="http://schemas.microsoft.com/office/drawing/2017/model3d" xmlns:o="urn:schemas-microsoft-com:office:office" xmlns:oel="http://schemas.microsoft.com/office/2019/extlst" xmlns:r="http://schemas.openxmlformats.org/officeDocument/2006/relationships" xmlns:m="http://schemas.openxmlformats.org/officeDocument/2006/math" xmlns:v="urn:schemas-microsoft-com:vml" xmlns:wp14="http://schemas.microsoft.com/office/word/2010/wordprocessingDrawing" xmlns:wp="http://schemas.openxmlformats.org/drawingml/2006/wordprocessingDrawing" xmlns:w10="urn:schemas-microsoft-com:office:word" xmlns:w="http://schemas.openxmlformats.org/wordprocessingml/2006/main" xmlns:w14="http://schemas.microsoft.com/office/word/2010/wordml" xmlns:w15="http://schemas.microsoft.com/office/word/2012/wordml" xmlns:w16cex="http://schemas.microsoft.com/office/word/2018/wordml/cex" xmlns:w16cid="http://schemas.microsoft.com/office/word/2016/wordml/cid" xmlns:w16="http://schemas.microsoft.com/office/word/2018/wordml" xmlns:w16sdtdh="http://schemas.microsoft.com/office/word/2020/wordml/sdtdatahash" xmlns:w16se="http://schemas.microsoft.com/office/word/2015/wordml/symex" xmlns:wpg="http://schemas.microsoft.com/office/word/2010/wordprocessingGroup" xmlns:wpi="http://schemas.microsoft.com/office/word/2010/wordprocessingInk" xmlns:wne="http://schemas.microsoft.com/office/word/2006/wordml" xmlns:wps="http://schemas.microsoft.com/office/word/2010/wordprocessingShape" mc:Ignorable="w14 w15 w16se w16cid w16 w16cex w16sdtdh wp14">
   <w:footnote w:type="separator" w:id="-1">
     <w:p>
       <w:r>
@@ -1968,7 +1746,7 @@
 </file>
 
 <file path=word/header1.xml><?xml version="1.0" encoding="utf-8"?>
-<w:hdr xmlns:wpc="http://schemas.microsoft.com/office/word/2010/wordprocessingCanvas" xmlns:cx="http://schemas.microsoft.com/office/drawing/2014/chartex" xmlns:cx1="http://schemas.microsoft.com/office/drawing/2015/9/8/chartex" xmlns:cx2="http://schemas.microsoft.com/office/drawing/2015/10/21/chartex" xmlns:cx3="http://schemas.microsoft.com/office/drawing/2016/5/9/chartex" xmlns:cx4="http://schemas.microsoft.com/office/drawing/2016/5/10/chartex" xmlns:cx5="http://schemas.microsoft.com/office/drawing/2016/5/11/chartex" xmlns:cx6="http://schemas.microsoft.com/office/drawing/2016/5/12/chartex" xmlns:cx7="http://schemas.microsoft.com/office/drawing/2016/5/13/chartex" xmlns:cx8="http://schemas.microsoft.com/office/drawing/2016/5/14/chartex" xmlns:mc="http://schemas.openxmlformats.org/markup-compatibility/2006" xmlns:aink="http://schemas.microsoft.com/office/drawing/2016/ink" xmlns:am3d="http://schemas.microsoft.com/office/drawing/2017/model3d" xmlns:o="urn:schemas-microsoft-com:office:office" xmlns:r="http://schemas.openxmlformats.org/officeDocument/2006/relationships" xmlns:m="http://schemas.openxmlformats.org/officeDocument/2006/math" xmlns:v="urn:schemas-microsoft-com:vml" xmlns:wp14="http://schemas.microsoft.com/office/word/2010/wordprocessingDrawing" xmlns:wp="http://schemas.openxmlformats.org/drawingml/2006/wordprocessingDrawing" xmlns:w10="urn:schemas-microsoft-com:office:word" xmlns:w="http://schemas.openxmlformats.org/wordprocessingml/2006/main" xmlns:w14="http://schemas.microsoft.com/office/word/2010/wordml" xmlns:w15="http://schemas.microsoft.com/office/word/2012/wordml" xmlns:w16cid="http://schemas.microsoft.com/office/word/2016/wordml/cid" xmlns:w16se="http://schemas.microsoft.com/office/word/2015/wordml/symex" xmlns:wpg="http://schemas.microsoft.com/office/word/2010/wordprocessingGroup" xmlns:wpi="http://schemas.microsoft.com/office/word/2010/wordprocessingInk" xmlns:wne="http://schemas.microsoft.com/office/word/2006/wordml" xmlns:wps="http://schemas.microsoft.com/office/word/2010/wordprocessingShape" mc:Ignorable="w14 w15 w16se w16cid wp14">
+<w:hdr xmlns:wpc="http://schemas.microsoft.com/office/word/2010/wordprocessingCanvas" xmlns:cx="http://schemas.microsoft.com/office/drawing/2014/chartex" xmlns:cx1="http://schemas.microsoft.com/office/drawing/2015/9/8/chartex" xmlns:cx2="http://schemas.microsoft.com/office/drawing/2015/10/21/chartex" xmlns:cx3="http://schemas.microsoft.com/office/drawing/2016/5/9/chartex" xmlns:cx4="http://schemas.microsoft.com/office/drawing/2016/5/10/chartex" xmlns:cx5="http://schemas.microsoft.com/office/drawing/2016/5/11/chartex" xmlns:cx6="http://schemas.microsoft.com/office/drawing/2016/5/12/chartex" xmlns:cx7="http://schemas.microsoft.com/office/drawing/2016/5/13/chartex" xmlns:cx8="http://schemas.microsoft.com/office/drawing/2016/5/14/chartex" xmlns:mc="http://schemas.openxmlformats.org/markup-compatibility/2006" xmlns:aink="http://schemas.microsoft.com/office/drawing/2016/ink" xmlns:am3d="http://schemas.microsoft.com/office/drawing/2017/model3d" xmlns:o="urn:schemas-microsoft-com:office:office" xmlns:oel="http://schemas.microsoft.com/office/2019/extlst" xmlns:r="http://schemas.openxmlformats.org/officeDocument/2006/relationships" xmlns:m="http://schemas.openxmlformats.org/officeDocument/2006/math" xmlns:v="urn:schemas-microsoft-com:vml" xmlns:wp14="http://schemas.microsoft.com/office/word/2010/wordprocessingDrawing" xmlns:wp="http://schemas.openxmlformats.org/drawingml/2006/wordprocessingDrawing" xmlns:w10="urn:schemas-microsoft-com:office:word" xmlns:w="http://schemas.openxmlformats.org/wordprocessingml/2006/main" xmlns:w14="http://schemas.microsoft.com/office/word/2010/wordml" xmlns:w15="http://schemas.microsoft.com/office/word/2012/wordml" xmlns:w16cex="http://schemas.microsoft.com/office/word/2018/wordml/cex" xmlns:w16cid="http://schemas.microsoft.com/office/word/2016/wordml/cid" xmlns:w16="http://schemas.microsoft.com/office/word/2018/wordml" xmlns:w16sdtdh="http://schemas.microsoft.com/office/word/2020/wordml/sdtdatahash" xmlns:w16se="http://schemas.microsoft.com/office/word/2015/wordml/symex" xmlns:wpg="http://schemas.microsoft.com/office/word/2010/wordprocessingGroup" xmlns:wpi="http://schemas.microsoft.com/office/word/2010/wordprocessingInk" xmlns:wne="http://schemas.microsoft.com/office/word/2006/wordml" xmlns:wps="http://schemas.microsoft.com/office/word/2010/wordprocessingShape" mc:Ignorable="w14 w15 w16se w16cid w16 w16cex w16sdtdh wp14">
   <w:p>
     <w:pPr>
       <w:pStyle w:val="Header"/>
@@ -1995,7 +1773,7 @@
 </file>
 
 <file path=word/header2.xml><?xml version="1.0" encoding="utf-8"?>
-<w:hdr xmlns:wpc="http://schemas.microsoft.com/office/word/2010/wordprocessingCanvas" xmlns:cx="http://schemas.microsoft.com/office/drawing/2014/chartex" xmlns:cx1="http://schemas.microsoft.com/office/drawing/2015/9/8/chartex" xmlns:cx2="http://schemas.microsoft.com/office/drawing/2015/10/21/chartex" xmlns:cx3="http://schemas.microsoft.com/office/drawing/2016/5/9/chartex" xmlns:cx4="http://schemas.microsoft.com/office/drawing/2016/5/10/chartex" xmlns:cx5="http://schemas.microsoft.com/office/drawing/2016/5/11/chartex" xmlns:cx6="http://schemas.microsoft.com/office/drawing/2016/5/12/chartex" xmlns:cx7="http://schemas.microsoft.com/office/drawing/2016/5/13/chartex" xmlns:cx8="http://schemas.microsoft.com/office/drawing/2016/5/14/chartex" xmlns:mc="http://schemas.openxmlformats.org/markup-compatibility/2006" xmlns:aink="http://schemas.microsoft.com/office/drawing/2016/ink" xmlns:am3d="http://schemas.microsoft.com/office/drawing/2017/model3d" xmlns:o="urn:schemas-microsoft-com:office:office" xmlns:r="http://schemas.openxmlformats.org/officeDocument/2006/relationships" xmlns:m="http://schemas.openxmlformats.org/officeDocument/2006/math" xmlns:v="urn:schemas-microsoft-com:vml" xmlns:wp14="http://schemas.microsoft.com/office/word/2010/wordprocessingDrawing" xmlns:wp="http://schemas.openxmlformats.org/drawingml/2006/wordprocessingDrawing" xmlns:w10="urn:schemas-microsoft-com:office:word" xmlns:w="http://schemas.openxmlformats.org/wordprocessingml/2006/main" xmlns:w14="http://schemas.microsoft.com/office/word/2010/wordml" xmlns:w15="http://schemas.microsoft.com/office/word/2012/wordml" xmlns:w16cid="http://schemas.microsoft.com/office/word/2016/wordml/cid" xmlns:w16se="http://schemas.microsoft.com/office/word/2015/wordml/symex" xmlns:wpg="http://schemas.microsoft.com/office/word/2010/wordprocessingGroup" xmlns:wpi="http://schemas.microsoft.com/office/word/2010/wordprocessingInk" xmlns:wne="http://schemas.microsoft.com/office/word/2006/wordml" xmlns:wps="http://schemas.microsoft.com/office/word/2010/wordprocessingShape" mc:Ignorable="w14 w15 w16se w16cid wp14">
+<w:hdr xmlns:wpc="http://schemas.microsoft.com/office/word/2010/wordprocessingCanvas" xmlns:cx="http://schemas.microsoft.com/office/drawing/2014/chartex" xmlns:cx1="http://schemas.microsoft.com/office/drawing/2015/9/8/chartex" xmlns:cx2="http://schemas.microsoft.com/office/drawing/2015/10/21/chartex" xmlns:cx3="http://schemas.microsoft.com/office/drawing/2016/5/9/chartex" xmlns:cx4="http://schemas.microsoft.com/office/drawing/2016/5/10/chartex" xmlns:cx5="http://schemas.microsoft.com/office/drawing/2016/5/11/chartex" xmlns:cx6="http://schemas.microsoft.com/office/drawing/2016/5/12/chartex" xmlns:cx7="http://schemas.microsoft.com/office/drawing/2016/5/13/chartex" xmlns:cx8="http://schemas.microsoft.com/office/drawing/2016/5/14/chartex" xmlns:mc="http://schemas.openxmlformats.org/markup-compatibility/2006" xmlns:aink="http://schemas.microsoft.com/office/drawing/2016/ink" xmlns:am3d="http://schemas.microsoft.com/office/drawing/2017/model3d" xmlns:o="urn:schemas-microsoft-com:office:office" xmlns:oel="http://schemas.microsoft.com/office/2019/extlst" xmlns:r="http://schemas.openxmlformats.org/officeDocument/2006/relationships" xmlns:m="http://schemas.openxmlformats.org/officeDocument/2006/math" xmlns:v="urn:schemas-microsoft-com:vml" xmlns:wp14="http://schemas.microsoft.com/office/word/2010/wordprocessingDrawing" xmlns:wp="http://schemas.openxmlformats.org/drawingml/2006/wordprocessingDrawing" xmlns:w10="urn:schemas-microsoft-com:office:word" xmlns:w="http://schemas.openxmlformats.org/wordprocessingml/2006/main" xmlns:w14="http://schemas.microsoft.com/office/word/2010/wordml" xmlns:w15="http://schemas.microsoft.com/office/word/2012/wordml" xmlns:w16cex="http://schemas.microsoft.com/office/word/2018/wordml/cex" xmlns:w16cid="http://schemas.microsoft.com/office/word/2016/wordml/cid" xmlns:w16="http://schemas.microsoft.com/office/word/2018/wordml" xmlns:w16sdtdh="http://schemas.microsoft.com/office/word/2020/wordml/sdtdatahash" xmlns:w16se="http://schemas.microsoft.com/office/word/2015/wordml/symex" xmlns:wpg="http://schemas.microsoft.com/office/word/2010/wordprocessingGroup" xmlns:wpi="http://schemas.microsoft.com/office/word/2010/wordprocessingInk" xmlns:wne="http://schemas.microsoft.com/office/word/2006/wordml" xmlns:wps="http://schemas.microsoft.com/office/word/2010/wordprocessingShape" mc:Ignorable="w14 w15 w16se w16cid w16 w16cex w16sdtdh wp14">
   <w:p>
     <w:pPr>
       <w:pStyle w:val="Header"/>
@@ -2028,7 +1806,7 @@
 </file>
 
 <file path=word/header3.xml><?xml version="1.0" encoding="utf-8"?>
-<w:hdr xmlns:wpc="http://schemas.microsoft.com/office/word/2010/wordprocessingCanvas" xmlns:cx="http://schemas.microsoft.com/office/drawing/2014/chartex" xmlns:cx1="http://schemas.microsoft.com/office/drawing/2015/9/8/chartex" xmlns:cx2="http://schemas.microsoft.com/office/drawing/2015/10/21/chartex" xmlns:cx3="http://schemas.microsoft.com/office/drawing/2016/5/9/chartex" xmlns:cx4="http://schemas.microsoft.com/office/drawing/2016/5/10/chartex" xmlns:cx5="http://schemas.microsoft.com/office/drawing/2016/5/11/chartex" xmlns:cx6="http://schemas.microsoft.com/office/drawing/2016/5/12/chartex" xmlns:cx7="http://schemas.microsoft.com/office/drawing/2016/5/13/chartex" xmlns:cx8="http://schemas.microsoft.com/office/drawing/2016/5/14/chartex" xmlns:mc="http://schemas.openxmlformats.org/markup-compatibility/2006" xmlns:aink="http://schemas.microsoft.com/office/drawing/2016/ink" xmlns:am3d="http://schemas.microsoft.com/office/drawing/2017/model3d" xmlns:o="urn:schemas-microsoft-com:office:office" xmlns:r="http://schemas.openxmlformats.org/officeDocument/2006/relationships" xmlns:m="http://schemas.openxmlformats.org/officeDocument/2006/math" xmlns:v="urn:schemas-microsoft-com:vml" xmlns:wp14="http://schemas.microsoft.com/office/word/2010/wordprocessingDrawing" xmlns:wp="http://schemas.openxmlformats.org/drawingml/2006/wordprocessingDrawing" xmlns:w10="urn:schemas-microsoft-com:office:word" xmlns:w="http://schemas.openxmlformats.org/wordprocessingml/2006/main" xmlns:w14="http://schemas.microsoft.com/office/word/2010/wordml" xmlns:w15="http://schemas.microsoft.com/office/word/2012/wordml" xmlns:w16cid="http://schemas.microsoft.com/office/word/2016/wordml/cid" xmlns:w16se="http://schemas.microsoft.com/office/word/2015/wordml/symex" xmlns:wpg="http://schemas.microsoft.com/office/word/2010/wordprocessingGroup" xmlns:wpi="http://schemas.microsoft.com/office/word/2010/wordprocessingInk" xmlns:wne="http://schemas.microsoft.com/office/word/2006/wordml" xmlns:wps="http://schemas.microsoft.com/office/word/2010/wordprocessingShape" mc:Ignorable="w14 w15 w16se w16cid wp14">
+<w:hdr xmlns:wpc="http://schemas.microsoft.com/office/word/2010/wordprocessingCanvas" xmlns:cx="http://schemas.microsoft.com/office/drawing/2014/chartex" xmlns:cx1="http://schemas.microsoft.com/office/drawing/2015/9/8/chartex" xmlns:cx2="http://schemas.microsoft.com/office/drawing/2015/10/21/chartex" xmlns:cx3="http://schemas.microsoft.com/office/drawing/2016/5/9/chartex" xmlns:cx4="http://schemas.microsoft.com/office/drawing/2016/5/10/chartex" xmlns:cx5="http://schemas.microsoft.com/office/drawing/2016/5/11/chartex" xmlns:cx6="http://schemas.microsoft.com/office/drawing/2016/5/12/chartex" xmlns:cx7="http://schemas.microsoft.com/office/drawing/2016/5/13/chartex" xmlns:cx8="http://schemas.microsoft.com/office/drawing/2016/5/14/chartex" xmlns:mc="http://schemas.openxmlformats.org/markup-compatibility/2006" xmlns:aink="http://schemas.microsoft.com/office/drawing/2016/ink" xmlns:am3d="http://schemas.microsoft.com/office/drawing/2017/model3d" xmlns:o="urn:schemas-microsoft-com:office:office" xmlns:oel="http://schemas.microsoft.com/office/2019/extlst" xmlns:r="http://schemas.openxmlformats.org/officeDocument/2006/relationships" xmlns:m="http://schemas.openxmlformats.org/officeDocument/2006/math" xmlns:v="urn:schemas-microsoft-com:vml" xmlns:wp14="http://schemas.microsoft.com/office/word/2010/wordprocessingDrawing" xmlns:wp="http://schemas.openxmlformats.org/drawingml/2006/wordprocessingDrawing" xmlns:w10="urn:schemas-microsoft-com:office:word" xmlns:w="http://schemas.openxmlformats.org/wordprocessingml/2006/main" xmlns:w14="http://schemas.microsoft.com/office/word/2010/wordml" xmlns:w15="http://schemas.microsoft.com/office/word/2012/wordml" xmlns:w16cex="http://schemas.microsoft.com/office/word/2018/wordml/cex" xmlns:w16cid="http://schemas.microsoft.com/office/word/2016/wordml/cid" xmlns:w16="http://schemas.microsoft.com/office/word/2018/wordml" xmlns:w16sdtdh="http://schemas.microsoft.com/office/word/2020/wordml/sdtdatahash" xmlns:w16se="http://schemas.microsoft.com/office/word/2015/wordml/symex" xmlns:wpg="http://schemas.microsoft.com/office/word/2010/wordprocessingGroup" xmlns:wpi="http://schemas.microsoft.com/office/word/2010/wordprocessingInk" xmlns:wne="http://schemas.microsoft.com/office/word/2006/wordml" xmlns:wps="http://schemas.microsoft.com/office/word/2010/wordprocessingShape" mc:Ignorable="w14 w15 w16se w16cid w16 w16cex w16sdtdh wp14">
   <w:p>
     <w:pPr>
       <w:pStyle w:val="ElsevierBodyTextCentredNospace"/>
@@ -2211,7 +1989,7 @@
 </file>
 
 <file path=word/numbering.xml><?xml version="1.0" encoding="utf-8"?>
-<w:numbering xmlns:wpc="http://schemas.microsoft.com/office/word/2010/wordprocessingCanvas" xmlns:cx="http://schemas.microsoft.com/office/drawing/2014/chartex" xmlns:cx1="http://schemas.microsoft.com/office/drawing/2015/9/8/chartex" xmlns:cx2="http://schemas.microsoft.com/office/drawing/2015/10/21/chartex" xmlns:cx3="http://schemas.microsoft.com/office/drawing/2016/5/9/chartex" xmlns:cx4="http://schemas.microsoft.com/office/drawing/2016/5/10/chartex" xmlns:cx5="http://schemas.microsoft.com/office/drawing/2016/5/11/chartex" xmlns:cx6="http://schemas.microsoft.com/office/drawing/2016/5/12/chartex" xmlns:cx7="http://schemas.microsoft.com/office/drawing/2016/5/13/chartex" xmlns:cx8="http://schemas.microsoft.com/office/drawing/2016/5/14/chartex" xmlns:mc="http://schemas.openxmlformats.org/markup-compatibility/2006" xmlns:aink="http://schemas.microsoft.com/office/drawing/2016/ink" xmlns:am3d="http://schemas.microsoft.com/office/drawing/2017/model3d" xmlns:o="urn:schemas-microsoft-com:office:office" xmlns:r="http://schemas.openxmlformats.org/officeDocument/2006/relationships" xmlns:m="http://schemas.openxmlformats.org/officeDocument/2006/math" xmlns:v="urn:schemas-microsoft-com:vml" xmlns:wp14="http://schemas.microsoft.com/office/word/2010/wordprocessingDrawing" xmlns:wp="http://schemas.openxmlformats.org/drawingml/2006/wordprocessingDrawing" xmlns:w10="urn:schemas-microsoft-com:office:word" xmlns:w="http://schemas.openxmlformats.org/wordprocessingml/2006/main" xmlns:w14="http://schemas.microsoft.com/office/word/2010/wordml" xmlns:w15="http://schemas.microsoft.com/office/word/2012/wordml" xmlns:w16cid="http://schemas.microsoft.com/office/word/2016/wordml/cid" xmlns:w16se="http://schemas.microsoft.com/office/word/2015/wordml/symex" xmlns:wpg="http://schemas.microsoft.com/office/word/2010/wordprocessingGroup" xmlns:wpi="http://schemas.microsoft.com/office/word/2010/wordprocessingInk" xmlns:wne="http://schemas.microsoft.com/office/word/2006/wordml" xmlns:wps="http://schemas.microsoft.com/office/word/2010/wordprocessingShape" mc:Ignorable="w14 w15 w16se w16cid wp14">
+<w:numbering xmlns:wpc="http://schemas.microsoft.com/office/word/2010/wordprocessingCanvas" xmlns:cx="http://schemas.microsoft.com/office/drawing/2014/chartex" xmlns:cx1="http://schemas.microsoft.com/office/drawing/2015/9/8/chartex" xmlns:cx2="http://schemas.microsoft.com/office/drawing/2015/10/21/chartex" xmlns:cx3="http://schemas.microsoft.com/office/drawing/2016/5/9/chartex" xmlns:cx4="http://schemas.microsoft.com/office/drawing/2016/5/10/chartex" xmlns:cx5="http://schemas.microsoft.com/office/drawing/2016/5/11/chartex" xmlns:cx6="http://schemas.microsoft.com/office/drawing/2016/5/12/chartex" xmlns:cx7="http://schemas.microsoft.com/office/drawing/2016/5/13/chartex" xmlns:cx8="http://schemas.microsoft.com/office/drawing/2016/5/14/chartex" xmlns:mc="http://schemas.openxmlformats.org/markup-compatibility/2006" xmlns:aink="http://schemas.microsoft.com/office/drawing/2016/ink" xmlns:am3d="http://schemas.microsoft.com/office/drawing/2017/model3d" xmlns:o="urn:schemas-microsoft-com:office:office" xmlns:oel="http://schemas.microsoft.com/office/2019/extlst" xmlns:r="http://schemas.openxmlformats.org/officeDocument/2006/relationships" xmlns:m="http://schemas.openxmlformats.org/officeDocument/2006/math" xmlns:v="urn:schemas-microsoft-com:vml" xmlns:wp14="http://schemas.microsoft.com/office/word/2010/wordprocessingDrawing" xmlns:wp="http://schemas.openxmlformats.org/drawingml/2006/wordprocessingDrawing" xmlns:w10="urn:schemas-microsoft-com:office:word" xmlns:w="http://schemas.openxmlformats.org/wordprocessingml/2006/main" xmlns:w14="http://schemas.microsoft.com/office/word/2010/wordml" xmlns:w15="http://schemas.microsoft.com/office/word/2012/wordml" xmlns:w16cex="http://schemas.microsoft.com/office/word/2018/wordml/cex" xmlns:w16cid="http://schemas.microsoft.com/office/word/2016/wordml/cid" xmlns:w16="http://schemas.microsoft.com/office/word/2018/wordml" xmlns:w16sdtdh="http://schemas.microsoft.com/office/word/2020/wordml/sdtdatahash" xmlns:w16se="http://schemas.microsoft.com/office/word/2015/wordml/symex" xmlns:wpg="http://schemas.microsoft.com/office/word/2010/wordprocessingGroup" xmlns:wpi="http://schemas.microsoft.com/office/word/2010/wordprocessingInk" xmlns:wne="http://schemas.microsoft.com/office/word/2006/wordml" xmlns:wps="http://schemas.microsoft.com/office/word/2010/wordprocessingShape" mc:Ignorable="w14 w15 w16se w16cid w16 w16cex w16sdtdh wp14">
   <w:abstractNum w:abstractNumId="0" w15:restartNumberingAfterBreak="0">
     <w:nsid w:val="05BB178C"/>
     <w:multiLevelType w:val="multilevel"/>
@@ -3683,65 +3461,65 @@
       </w:rPr>
     </w:lvl>
   </w:abstractNum>
-  <w:num w:numId="1">
+  <w:num w:numId="1" w16cid:durableId="2075084083">
     <w:abstractNumId w:val="11"/>
   </w:num>
-  <w:num w:numId="2">
+  <w:num w:numId="2" w16cid:durableId="1302880277">
     <w:abstractNumId w:val="11"/>
   </w:num>
-  <w:num w:numId="3">
+  <w:num w:numId="3" w16cid:durableId="1013722030">
     <w:abstractNumId w:val="11"/>
   </w:num>
-  <w:num w:numId="4">
+  <w:num w:numId="4" w16cid:durableId="1645966818">
     <w:abstractNumId w:val="11"/>
   </w:num>
-  <w:num w:numId="5">
+  <w:num w:numId="5" w16cid:durableId="1140197767">
     <w:abstractNumId w:val="0"/>
   </w:num>
-  <w:num w:numId="6">
+  <w:num w:numId="6" w16cid:durableId="131100786">
     <w:abstractNumId w:val="6"/>
   </w:num>
-  <w:num w:numId="7">
+  <w:num w:numId="7" w16cid:durableId="268129171">
     <w:abstractNumId w:val="12"/>
   </w:num>
-  <w:num w:numId="8">
+  <w:num w:numId="8" w16cid:durableId="177700298">
     <w:abstractNumId w:val="1"/>
   </w:num>
-  <w:num w:numId="9">
+  <w:num w:numId="9" w16cid:durableId="1086264646">
     <w:abstractNumId w:val="10"/>
   </w:num>
-  <w:num w:numId="10">
+  <w:num w:numId="10" w16cid:durableId="1907105769">
     <w:abstractNumId w:val="14"/>
   </w:num>
-  <w:num w:numId="11">
+  <w:num w:numId="11" w16cid:durableId="324937262">
     <w:abstractNumId w:val="13"/>
   </w:num>
-  <w:num w:numId="12">
+  <w:num w:numId="12" w16cid:durableId="873422343">
     <w:abstractNumId w:val="5"/>
   </w:num>
-  <w:num w:numId="13">
+  <w:num w:numId="13" w16cid:durableId="1245190095">
     <w:abstractNumId w:val="8"/>
   </w:num>
-  <w:num w:numId="14">
+  <w:num w:numId="14" w16cid:durableId="1876770169">
     <w:abstractNumId w:val="2"/>
   </w:num>
-  <w:num w:numId="15">
+  <w:num w:numId="15" w16cid:durableId="1366247069">
     <w:abstractNumId w:val="7"/>
   </w:num>
-  <w:num w:numId="16">
+  <w:num w:numId="16" w16cid:durableId="619801513">
     <w:abstractNumId w:val="3"/>
   </w:num>
-  <w:num w:numId="17">
+  <w:num w:numId="17" w16cid:durableId="156239039">
     <w:abstractNumId w:val="4"/>
   </w:num>
-  <w:num w:numId="18">
+  <w:num w:numId="18" w16cid:durableId="1726370932">
     <w:abstractNumId w:val="9"/>
   </w:num>
 </w:numbering>
 </file>
 
 <file path=word/styles.xml><?xml version="1.0" encoding="utf-8"?>
-<w:styles xmlns:mc="http://schemas.openxmlformats.org/markup-compatibility/2006" xmlns:r="http://schemas.openxmlformats.org/officeDocument/2006/relationships" xmlns:w="http://schemas.openxmlformats.org/wordprocessingml/2006/main" xmlns:w14="http://schemas.microsoft.com/office/word/2010/wordml" xmlns:w15="http://schemas.microsoft.com/office/word/2012/wordml" xmlns:w16cid="http://schemas.microsoft.com/office/word/2016/wordml/cid" xmlns:w16se="http://schemas.microsoft.com/office/word/2015/wordml/symex" mc:Ignorable="w14 w15 w16se w16cid">
+<w:styles xmlns:mc="http://schemas.openxmlformats.org/markup-compatibility/2006" xmlns:r="http://schemas.openxmlformats.org/officeDocument/2006/relationships" xmlns:w="http://schemas.openxmlformats.org/wordprocessingml/2006/main" xmlns:w14="http://schemas.microsoft.com/office/word/2010/wordml" xmlns:w15="http://schemas.microsoft.com/office/word/2012/wordml" xmlns:w16cex="http://schemas.microsoft.com/office/word/2018/wordml/cex" xmlns:w16cid="http://schemas.microsoft.com/office/word/2016/wordml/cid" xmlns:w16="http://schemas.microsoft.com/office/word/2018/wordml" xmlns:w16sdtdh="http://schemas.microsoft.com/office/word/2020/wordml/sdtdatahash" xmlns:w16se="http://schemas.microsoft.com/office/word/2015/wordml/symex" mc:Ignorable="w14 w15 w16se w16cid w16 w16cex w16sdtdh">
   <w:docDefaults>
     <w:rPrDefault>
       <w:rPr>
@@ -3751,7 +3529,7 @@
     </w:rPrDefault>
     <w:pPrDefault/>
   </w:docDefaults>
-  <w:latentStyles w:defLockedState="0" w:defUIPriority="0" w:defSemiHidden="0" w:defUnhideWhenUsed="0" w:defQFormat="0" w:count="375">
+  <w:latentStyles w:defLockedState="0" w:defUIPriority="0" w:defSemiHidden="0" w:defUnhideWhenUsed="0" w:defQFormat="0" w:count="376">
     <w:lsdException w:name="Normal" w:qFormat="1"/>
     <w:lsdException w:name="heading 1" w:qFormat="1"/>
     <w:lsdException w:name="heading 2" w:semiHidden="1" w:unhideWhenUsed="1" w:qFormat="1"/>
@@ -4118,6 +3896,7 @@
     <w:lsdException w:name="Smart Hyperlink" w:semiHidden="1" w:uiPriority="99" w:unhideWhenUsed="1"/>
     <w:lsdException w:name="Hashtag" w:semiHidden="1" w:uiPriority="99" w:unhideWhenUsed="1"/>
     <w:lsdException w:name="Unresolved Mention" w:semiHidden="1" w:uiPriority="99" w:unhideWhenUsed="1"/>
+    <w:lsdException w:name="Smart Link" w:semiHidden="1" w:uiPriority="99" w:unhideWhenUsed="1"/>
   </w:latentStyles>
   <w:style w:type="paragraph" w:default="1" w:styleId="Normal">
     <w:name w:val="Normal"/>

--- a/Writing/ESCAPE 34/20231123_Nabera_ESCAPE34.docx
+++ b/Writing/ESCAPE 34/20231123_Nabera_ESCAPE34.docx
@@ -247,7 +247,7 @@
         <w:t xml:space="preserve">we conduct a prospective </w:t>
       </w:r>
       <w:r>
-        <w:t>life cycle assessment (LCA)</w:t>
+        <w:t>LCA</w:t>
       </w:r>
       <w:r>
         <w:t xml:space="preserve"> to understand how future changes in the economy</w:t>
@@ -1551,39 +1551,7 @@
           <w:sz w:val="18"/>
           <w:lang w:val="de-CH"/>
         </w:rPr>
-        <w:t xml:space="preserve">Bauer, F., </w:t>
-      </w:r>
-      <w:proofErr w:type="spellStart"/>
-      <w:r>
-        <w:rPr>
-          <w:sz w:val="18"/>
-          <w:lang w:val="de-CH"/>
-        </w:rPr>
-        <w:t>Tilsted</w:t>
-      </w:r>
-      <w:proofErr w:type="spellEnd"/>
-      <w:r>
-        <w:rPr>
-          <w:sz w:val="18"/>
-          <w:lang w:val="de-CH"/>
-        </w:rPr>
-        <w:t xml:space="preserve">, J.P., Pfister, S., Oberschelp, C., </w:t>
-      </w:r>
-      <w:proofErr w:type="spellStart"/>
-      <w:r>
-        <w:rPr>
-          <w:sz w:val="18"/>
-          <w:lang w:val="de-CH"/>
-        </w:rPr>
-        <w:t>Kulionis</w:t>
-      </w:r>
-      <w:proofErr w:type="spellEnd"/>
-      <w:r>
-        <w:rPr>
-          <w:sz w:val="18"/>
-          <w:lang w:val="de-CH"/>
-        </w:rPr>
-        <w:t xml:space="preserve">, V., 2023. </w:t>
+        <w:t xml:space="preserve">Bauer, F., Tilsted, J.P., Pfister, S., Oberschelp, C., Kulionis, V., 2023. </w:t>
       </w:r>
       <w:r>
         <w:rPr>

--- a/Writing/ESCAPE 34/20231123_Nabera_ESCAPE34.docx
+++ b/Writing/ESCAPE 34/20231123_Nabera_ESCAPE34.docx
@@ -1,6 +1,6 @@
 
 <file path=word/document.xml><?xml version="1.0" encoding="utf-8"?>
-<w:document xmlns:wpc="http://schemas.microsoft.com/office/word/2010/wordprocessingCanvas" xmlns:cx="http://schemas.microsoft.com/office/drawing/2014/chartex" xmlns:cx1="http://schemas.microsoft.com/office/drawing/2015/9/8/chartex" xmlns:cx2="http://schemas.microsoft.com/office/drawing/2015/10/21/chartex" xmlns:cx3="http://schemas.microsoft.com/office/drawing/2016/5/9/chartex" xmlns:cx4="http://schemas.microsoft.com/office/drawing/2016/5/10/chartex" xmlns:cx5="http://schemas.microsoft.com/office/drawing/2016/5/11/chartex" xmlns:cx6="http://schemas.microsoft.com/office/drawing/2016/5/12/chartex" xmlns:cx7="http://schemas.microsoft.com/office/drawing/2016/5/13/chartex" xmlns:cx8="http://schemas.microsoft.com/office/drawing/2016/5/14/chartex" xmlns:mc="http://schemas.openxmlformats.org/markup-compatibility/2006" xmlns:aink="http://schemas.microsoft.com/office/drawing/2016/ink" xmlns:am3d="http://schemas.microsoft.com/office/drawing/2017/model3d" xmlns:o="urn:schemas-microsoft-com:office:office" xmlns:oel="http://schemas.microsoft.com/office/2019/extlst" xmlns:r="http://schemas.openxmlformats.org/officeDocument/2006/relationships" xmlns:m="http://schemas.openxmlformats.org/officeDocument/2006/math" xmlns:v="urn:schemas-microsoft-com:vml" xmlns:wp14="http://schemas.microsoft.com/office/word/2010/wordprocessingDrawing" xmlns:wp="http://schemas.openxmlformats.org/drawingml/2006/wordprocessingDrawing" xmlns:w10="urn:schemas-microsoft-com:office:word" xmlns:w="http://schemas.openxmlformats.org/wordprocessingml/2006/main" xmlns:w14="http://schemas.microsoft.com/office/word/2010/wordml" xmlns:w15="http://schemas.microsoft.com/office/word/2012/wordml" xmlns:w16cex="http://schemas.microsoft.com/office/word/2018/wordml/cex" xmlns:w16cid="http://schemas.microsoft.com/office/word/2016/wordml/cid" xmlns:w16="http://schemas.microsoft.com/office/word/2018/wordml" xmlns:w16sdtdh="http://schemas.microsoft.com/office/word/2020/wordml/sdtdatahash" xmlns:w16se="http://schemas.microsoft.com/office/word/2015/wordml/symex" xmlns:wpg="http://schemas.microsoft.com/office/word/2010/wordprocessingGroup" xmlns:wpi="http://schemas.microsoft.com/office/word/2010/wordprocessingInk" xmlns:wne="http://schemas.microsoft.com/office/word/2006/wordml" xmlns:wps="http://schemas.microsoft.com/office/word/2010/wordprocessingShape" mc:Ignorable="w14 w15 w16se w16cid w16 w16cex w16sdtdh wp14">
+<w:document xmlns:wpc="http://schemas.microsoft.com/office/word/2010/wordprocessingCanvas" xmlns:cx="http://schemas.microsoft.com/office/drawing/2014/chartex" xmlns:cx1="http://schemas.microsoft.com/office/drawing/2015/9/8/chartex" xmlns:cx2="http://schemas.microsoft.com/office/drawing/2015/10/21/chartex" xmlns:cx3="http://schemas.microsoft.com/office/drawing/2016/5/9/chartex" xmlns:cx4="http://schemas.microsoft.com/office/drawing/2016/5/10/chartex" xmlns:cx5="http://schemas.microsoft.com/office/drawing/2016/5/11/chartex" xmlns:cx6="http://schemas.microsoft.com/office/drawing/2016/5/12/chartex" xmlns:cx7="http://schemas.microsoft.com/office/drawing/2016/5/13/chartex" xmlns:cx8="http://schemas.microsoft.com/office/drawing/2016/5/14/chartex" xmlns:mc="http://schemas.openxmlformats.org/markup-compatibility/2006" xmlns:aink="http://schemas.microsoft.com/office/drawing/2016/ink" xmlns:am3d="http://schemas.microsoft.com/office/drawing/2017/model3d" xmlns:o="urn:schemas-microsoft-com:office:office" xmlns:r="http://schemas.openxmlformats.org/officeDocument/2006/relationships" xmlns:m="http://schemas.openxmlformats.org/officeDocument/2006/math" xmlns:v="urn:schemas-microsoft-com:vml" xmlns:wp14="http://schemas.microsoft.com/office/word/2010/wordprocessingDrawing" xmlns:wp="http://schemas.openxmlformats.org/drawingml/2006/wordprocessingDrawing" xmlns:w10="urn:schemas-microsoft-com:office:word" xmlns:w="http://schemas.openxmlformats.org/wordprocessingml/2006/main" xmlns:w14="http://schemas.microsoft.com/office/word/2010/wordml" xmlns:w15="http://schemas.microsoft.com/office/word/2012/wordml" xmlns:w16cid="http://schemas.microsoft.com/office/word/2016/wordml/cid" xmlns:w16se="http://schemas.microsoft.com/office/word/2015/wordml/symex" xmlns:wpg="http://schemas.microsoft.com/office/word/2010/wordprocessingGroup" xmlns:wpi="http://schemas.microsoft.com/office/word/2010/wordprocessingInk" xmlns:wne="http://schemas.microsoft.com/office/word/2006/wordml" xmlns:wps="http://schemas.microsoft.com/office/word/2010/wordprocessingShape" mc:Ignorable="w14 w15 w16se w16cid wp14">
   <w:body>
     <w:p>
       <w:pPr>
@@ -238,7 +238,12 @@
         <w:t>could lead to</w:t>
       </w:r>
       <w:r>
-        <w:t xml:space="preserve"> less accurate assessments and</w:t>
+        <w:t xml:space="preserve"> less accurate assessments</w:t>
+      </w:r>
+      <w:bookmarkStart w:id="0" w:name="_GoBack"/>
+      <w:bookmarkEnd w:id="0"/>
+      <w:r>
+        <w:t xml:space="preserve"> and</w:t>
       </w:r>
       <w:r>
         <w:t xml:space="preserve"> spurious conclusions. Hence, in this study, </w:t>
@@ -434,7 +439,10 @@
         <w:fldChar w:fldCharType="separate"/>
       </w:r>
       <w:r>
-        <w:t xml:space="preserve">(Bauer </w:t>
+        <w:t>(Bauer</w:t>
+      </w:r>
+      <w:r>
+        <w:t> </w:t>
       </w:r>
       <w:r>
         <w:rPr>
@@ -482,7 +490,67 @@
         <w:t xml:space="preserve">could </w:t>
       </w:r>
       <w:r>
-        <w:t xml:space="preserve">play a crucial role in reducing emissions due to their large production volumes and diverse applications. </w:t>
+        <w:t>play a crucial role in reducing emissions due to their large production volumes and diverse applications.</w:t>
+      </w:r>
+      <w:r>
+        <w:t xml:space="preserve"> Ammonia</w:t>
+      </w:r>
+      <w:r>
+        <w:t xml:space="preserve"> plays a pivotal role in the production of fertilizers, ensuring global food security. Currently, 60 to 70% of the ammonia is produced from fossil fuels, leading to </w:t>
+      </w:r>
+      <w:r>
+        <w:t xml:space="preserve">emissions of </w:t>
+      </w:r>
+      <w:r>
+        <w:t>450 Mt CO</w:t>
+      </w:r>
+      <w:r>
+        <w:rPr>
+          <w:vertAlign w:val="subscript"/>
+        </w:rPr>
+        <w:t>2</w:t>
+      </w:r>
+      <w:r>
+        <w:t> y</w:t>
+      </w:r>
+      <w:r>
+        <w:rPr>
+          <w:vertAlign w:val="superscript"/>
+        </w:rPr>
+        <w:t>–1</w:t>
+      </w:r>
+      <w:r>
+        <w:t xml:space="preserve"> </w:t>
+      </w:r>
+      <w:r>
+        <w:fldChar w:fldCharType="begin"/>
+      </w:r>
+      <w:r>
+        <w:instrText xml:space="preserve"> ADDIN ZOTERO_ITEM CSL_CITATION {"citationID":"MwUfCEs8","properties":{"formattedCitation":"(Gabrielli et al., 2023)","plainCitation":"(Gabrielli et al., 2023)","noteIndex":0},"citationItems":[{"id":297,"uris":["http://zotero.org/users/local/gMmtBwrT/items/736BXPD2"],"itemData":{"id":297,"type":"article-journal","abstract":"The chemical industry is responsible for about 5% of global CO2 emissions and is key to achieving net-zero targets. Decarbonizing this industry, nevertheless, faces particular challenges given the widespread use of carbon-rich raw materials, the need for high-temperature heat, and the complex global value chains. Multiple technology routes are now available for producing chemicals with net-zero CO2 emissions based on biomass, recycling, and carbon capture, utilization, and storage. However, the extent to which these routes are viable with respect to local availability of energy and natural resources remains unclear. In this review, we compare net-zero routes by quantifying their energy, land, and water requirements and the corresponding induced resource scarcity at the country level and further discuss the technical and environmental viability of a net-zero chemical industry. We ﬁnd that a net-zero chemical industry will require location-speciﬁc integrated solutions that combine net-zero routes with circular approaches and demand-side measures and might result in a reshaping of the global chemicals trade.","container-title":"One Earth","DOI":"10.1016/j.oneear.2023.05.006","ISSN":"25903322","issue":"6","journalAbbreviation":"One Earth","language":"en","page":"682-704","source":"DOI.org (Crossref)","title":"Net-zero emissions chemical industry in a world of limited resources","volume":"6","author":[{"family":"Gabrielli","given":"Paolo"},{"family":"Rosa","given":"Lorenzo"},{"family":"Gazzani","given":"Matteo"},{"family":"Meys","given":"Raoul"},{"family":"Bardow","given":"André"},{"family":"Mazzotti","given":"Marco"},{"family":"Sansavini","given":"Giovanni"}],"issued":{"date-parts":[["2023",6]]}}}],"schema":"https://github.com/citation-style-language/schema/raw/master/csl-citation.json"} </w:instrText>
+      </w:r>
+      <w:r>
+        <w:fldChar w:fldCharType="separate"/>
+      </w:r>
+      <w:r>
+        <w:t>(Gabrielli</w:t>
+      </w:r>
+      <w:r>
+        <w:t> </w:t>
+      </w:r>
+      <w:r>
+        <w:rPr>
+          <w:i/>
+        </w:rPr>
+        <w:t>et al</w:t>
+      </w:r>
+      <w:r>
+        <w:t>., 2023)</w:t>
+      </w:r>
+      <w:r>
+        <w:fldChar w:fldCharType="end"/>
+      </w:r>
+      <w:r>
+        <w:t xml:space="preserve">. </w:t>
       </w:r>
       <w:r>
         <w:t>S</w:t>
@@ -522,7 +590,13 @@
         <w:rPr>
           <w:szCs w:val="24"/>
         </w:rPr>
-        <w:t xml:space="preserve">(D’Angelo </w:t>
+        <w:t>(D’Angelo</w:t>
+      </w:r>
+      <w:r>
+        <w:rPr>
+          <w:szCs w:val="24"/>
+        </w:rPr>
+        <w:t> </w:t>
       </w:r>
       <w:r>
         <w:rPr>
@@ -535,7 +609,13 @@
         <w:rPr>
           <w:szCs w:val="24"/>
         </w:rPr>
-        <w:t xml:space="preserve">., 2021; Gomez </w:t>
+        <w:t>., 2021; Gomez</w:t>
+      </w:r>
+      <w:r>
+        <w:rPr>
+          <w:szCs w:val="24"/>
+        </w:rPr>
+        <w:t> </w:t>
       </w:r>
       <w:r>
         <w:rPr>
@@ -967,7 +1047,14 @@
           <w:b w:val="0"/>
           <w:sz w:val="20"/>
         </w:rPr>
-        <w:t xml:space="preserve">(Sacchi </w:t>
+        <w:t>(Sacchi</w:t>
+      </w:r>
+      <w:r>
+        <w:rPr>
+          <w:b w:val="0"/>
+          <w:sz w:val="20"/>
+        </w:rPr>
+        <w:t> </w:t>
       </w:r>
       <w:r>
         <w:rPr>
@@ -1195,10 +1282,51 @@
         <w:t>% in the fossil analogue)</w:t>
       </w:r>
       <w:r>
-        <w:t xml:space="preserve">. Furthermore, a regional assessment </w:t>
-      </w:r>
-      <w:r>
-        <w:t>reveals that impact reductions vary significantly by region for both solar (</w:t>
+        <w:t xml:space="preserve">. </w:t>
+      </w:r>
+      <w:r>
+        <w:t>Moreover, solar</w:t>
+      </w:r>
+      <w:r>
+        <w:noBreakHyphen/>
+        <w:t>based routes are projected to compete</w:t>
+      </w:r>
+      <w:r>
+        <w:t xml:space="preserve"> with</w:t>
+      </w:r>
+      <w:r>
+        <w:t>,</w:t>
+      </w:r>
+      <w:r>
+        <w:t xml:space="preserve"> </w:t>
+      </w:r>
+      <w:r>
+        <w:t>or even outperform</w:t>
+      </w:r>
+      <w:r>
+        <w:t>,</w:t>
+      </w:r>
+      <w:r>
+        <w:t xml:space="preserve"> </w:t>
+      </w:r>
+      <w:r>
+        <w:t>their wind</w:t>
+      </w:r>
+      <w:r>
+        <w:noBreakHyphen/>
+        <w:t xml:space="preserve">based counterparts. </w:t>
+      </w:r>
+      <w:r>
+        <w:t xml:space="preserve">Furthermore, a regional assessment </w:t>
+      </w:r>
+      <w:r>
+        <w:t xml:space="preserve">reveals </w:t>
+      </w:r>
+      <w:r>
+        <w:t xml:space="preserve">significant variations in impact reductions </w:t>
+      </w:r>
+      <w:r>
+        <w:t>for both solar (</w:t>
       </w:r>
       <w:r>
         <w:rPr>
@@ -1220,19 +1348,46 @@
         <w:t>(Figure 1c</w:t>
       </w:r>
       <w:r>
-        <w:t xml:space="preserve">) ammonia, highlighting the crucial role of </w:t>
+        <w:t>) ammonia</w:t>
+      </w:r>
+      <w:r>
+        <w:t xml:space="preserve"> production</w:t>
+      </w:r>
+      <w:r>
+        <w:t xml:space="preserve">, </w:t>
+      </w:r>
+      <w:r>
+        <w:t xml:space="preserve">with African regions </w:t>
+      </w:r>
+      <w:r>
+        <w:t>demonstrating</w:t>
+      </w:r>
+      <w:r>
+        <w:t xml:space="preserve"> the highest reductions</w:t>
+      </w:r>
+      <w:r>
+        <w:t>. This underscores</w:t>
+      </w:r>
+      <w:r>
+        <w:t xml:space="preserve"> the crucial </w:t>
+      </w:r>
+      <w:r>
+        <w:t>importance</w:t>
+      </w:r>
+      <w:r>
+        <w:t xml:space="preserve"> of </w:t>
       </w:r>
       <w:r>
         <w:t>the location of green facilities</w:t>
       </w:r>
       <w:r>
-        <w:t xml:space="preserve"> to maximi</w:t>
-      </w:r>
-      <w:r>
-        <w:t>z</w:t>
-      </w:r>
-      <w:r>
-        <w:t>e global benefits.</w:t>
+        <w:t xml:space="preserve"> </w:t>
+      </w:r>
+      <w:r>
+        <w:t>in maximizing</w:t>
+      </w:r>
+      <w:r>
+        <w:t xml:space="preserve"> global benefits.</w:t>
       </w:r>
     </w:p>
     <w:p>
@@ -1525,40 +1680,31 @@
         <w:pStyle w:val="Bibliography"/>
         <w:rPr>
           <w:sz w:val="18"/>
+        </w:rPr>
+      </w:pPr>
+      <w:r>
+        <w:rPr>
           <w:lang w:val="en-US"/>
         </w:rPr>
-      </w:pPr>
+        <w:fldChar w:fldCharType="begin"/>
+      </w:r>
+      <w:r>
+        <w:rPr>
+          <w:lang w:val="de-CH"/>
+        </w:rPr>
+        <w:instrText xml:space="preserve"> ADDIN ZOTERO_BIBL {"uncited":[],"omitted":[],"custom":[]} CSL_BIBLIOGRAPHY </w:instrText>
+      </w:r>
       <w:r>
         <w:rPr>
           <w:lang w:val="en-US"/>
         </w:rPr>
-        <w:fldChar w:fldCharType="begin"/>
-      </w:r>
-      <w:r>
-        <w:rPr>
-          <w:lang w:val="de-CH"/>
-        </w:rPr>
-        <w:instrText xml:space="preserve"> ADDIN ZOTERO_BIBL {"uncited":[],"omitted":[],"custom":[]} CSL_BIBLIOGRAPHY </w:instrText>
-      </w:r>
-      <w:r>
-        <w:rPr>
-          <w:lang w:val="en-US"/>
-        </w:rPr>
         <w:fldChar w:fldCharType="separate"/>
       </w:r>
       <w:r>
         <w:rPr>
           <w:sz w:val="18"/>
-          <w:lang w:val="de-CH"/>
-        </w:rPr>
-        <w:t xml:space="preserve">Bauer, F., Tilsted, J.P., Pfister, S., Oberschelp, C., Kulionis, V., 2023. </w:t>
-      </w:r>
-      <w:r>
-        <w:rPr>
-          <w:sz w:val="18"/>
-          <w:lang w:val="en-US"/>
-        </w:rPr>
-        <w:t>Mapping GHG emissions and prospects for renewable energy in the chemical industry. Curr. Opin. Chem. Eng. 39, 100881.</w:t>
+        </w:rPr>
+        <w:t>Bauer, F., Tilsted, J.P., Pfister, S., Oberschelp, C., Kulionis, V., 2023. Mapping GHG emissions and prospects for renewable energy in the chemical industry. Curr. Opin. Chem. Eng. 39, 100881.</w:t>
       </w:r>
     </w:p>
     <w:p>
@@ -1566,13 +1712,11 @@
         <w:pStyle w:val="Bibliography"/>
         <w:rPr>
           <w:sz w:val="18"/>
-          <w:lang w:val="en-US"/>
         </w:rPr>
       </w:pPr>
       <w:r>
         <w:rPr>
           <w:sz w:val="18"/>
-          <w:lang w:val="en-US"/>
         </w:rPr>
         <w:t>D’Angelo, S.C., Cobo, S., Tulus, V., Nabera, A., Martín, A.J., Pérez-Ramírez, J., Guillén-Gosálbez, G., 2021. Planetary Boundaries Analysis of Low-Carbon Ammonia Production Routes. ACS Sustain. Chem. Eng. 9, 9740–9749.</w:t>
       </w:r>
@@ -1582,15 +1726,13 @@
         <w:pStyle w:val="Bibliography"/>
         <w:rPr>
           <w:sz w:val="18"/>
-          <w:lang w:val="en-US"/>
         </w:rPr>
       </w:pPr>
       <w:r>
         <w:rPr>
           <w:sz w:val="18"/>
-          <w:lang w:val="en-US"/>
-        </w:rPr>
-        <w:t>Gomez, J.R., Baca, J., Garzon, F., 2020. Techno-economic analysis and life cycle assessment for electrochemical ammonia production using proton conducting membrane. Int. J. Hydrog. Energy 45, 721–737.</w:t>
+        </w:rPr>
+        <w:t>Gabrielli, P., Rosa, L., Gazzani, M., Meys, R., Bardow, A., Mazzotti, M., Sansavini, G., 2023. Net-zero emissions chemical industry in a world of limited resources. One Earth 6, 682–704.</w:t>
       </w:r>
     </w:p>
     <w:p>
@@ -1598,13 +1740,25 @@
         <w:pStyle w:val="Bibliography"/>
         <w:rPr>
           <w:sz w:val="18"/>
-          <w:lang w:val="en-US"/>
         </w:rPr>
       </w:pPr>
       <w:r>
         <w:rPr>
           <w:sz w:val="18"/>
-          <w:lang w:val="en-US"/>
+        </w:rPr>
+        <w:t>Gomez, J.R., Baca, J., Garzon, F., 2020. Techno-economic analysis and life cycle assessment for electrochemical ammonia production using proton conducting membrane. Int. J. Hydrog. Energy 45, 721–737.</w:t>
+      </w:r>
+    </w:p>
+    <w:p>
+      <w:pPr>
+        <w:pStyle w:val="Bibliography"/>
+        <w:rPr>
+          <w:sz w:val="18"/>
+        </w:rPr>
+      </w:pPr>
+      <w:r>
+        <w:rPr>
+          <w:sz w:val="18"/>
         </w:rPr>
         <w:t>Sacchi, R., Terlouw, T., Siala, K., Dirnaichner, A., Bauer, C., Cox, B., Mutel, C., Daioglou, V., Luderer, G., 2022. PRospective EnvironMental Impact asSEment (premise): A streamlined approach to producing databases for prospective life cycle assessment using integrated assessment models. Renew. Sustain. Energy Rev. 160, 112311.</w:t>
       </w:r>
@@ -1646,7 +1800,7 @@
 </file>
 
 <file path=word/endnotes.xml><?xml version="1.0" encoding="utf-8"?>
-<w:endnotes xmlns:wpc="http://schemas.microsoft.com/office/word/2010/wordprocessingCanvas" xmlns:cx="http://schemas.microsoft.com/office/drawing/2014/chartex" xmlns:cx1="http://schemas.microsoft.com/office/drawing/2015/9/8/chartex" xmlns:cx2="http://schemas.microsoft.com/office/drawing/2015/10/21/chartex" xmlns:cx3="http://schemas.microsoft.com/office/drawing/2016/5/9/chartex" xmlns:cx4="http://schemas.microsoft.com/office/drawing/2016/5/10/chartex" xmlns:cx5="http://schemas.microsoft.com/office/drawing/2016/5/11/chartex" xmlns:cx6="http://schemas.microsoft.com/office/drawing/2016/5/12/chartex" xmlns:cx7="http://schemas.microsoft.com/office/drawing/2016/5/13/chartex" xmlns:cx8="http://schemas.microsoft.com/office/drawing/2016/5/14/chartex" xmlns:mc="http://schemas.openxmlformats.org/markup-compatibility/2006" xmlns:aink="http://schemas.microsoft.com/office/drawing/2016/ink" xmlns:am3d="http://schemas.microsoft.com/office/drawing/2017/model3d" xmlns:o="urn:schemas-microsoft-com:office:office" xmlns:oel="http://schemas.microsoft.com/office/2019/extlst" xmlns:r="http://schemas.openxmlformats.org/officeDocument/2006/relationships" xmlns:m="http://schemas.openxmlformats.org/officeDocument/2006/math" xmlns:v="urn:schemas-microsoft-com:vml" xmlns:wp14="http://schemas.microsoft.com/office/word/2010/wordprocessingDrawing" xmlns:wp="http://schemas.openxmlformats.org/drawingml/2006/wordprocessingDrawing" xmlns:w10="urn:schemas-microsoft-com:office:word" xmlns:w="http://schemas.openxmlformats.org/wordprocessingml/2006/main" xmlns:w14="http://schemas.microsoft.com/office/word/2010/wordml" xmlns:w15="http://schemas.microsoft.com/office/word/2012/wordml" xmlns:w16cex="http://schemas.microsoft.com/office/word/2018/wordml/cex" xmlns:w16cid="http://schemas.microsoft.com/office/word/2016/wordml/cid" xmlns:w16="http://schemas.microsoft.com/office/word/2018/wordml" xmlns:w16sdtdh="http://schemas.microsoft.com/office/word/2020/wordml/sdtdatahash" xmlns:w16se="http://schemas.microsoft.com/office/word/2015/wordml/symex" xmlns:wpg="http://schemas.microsoft.com/office/word/2010/wordprocessingGroup" xmlns:wpi="http://schemas.microsoft.com/office/word/2010/wordprocessingInk" xmlns:wne="http://schemas.microsoft.com/office/word/2006/wordml" xmlns:wps="http://schemas.microsoft.com/office/word/2010/wordprocessingShape" mc:Ignorable="w14 w15 w16se w16cid w16 w16cex w16sdtdh wp14">
+<w:endnotes xmlns:wpc="http://schemas.microsoft.com/office/word/2010/wordprocessingCanvas" xmlns:cx="http://schemas.microsoft.com/office/drawing/2014/chartex" xmlns:cx1="http://schemas.microsoft.com/office/drawing/2015/9/8/chartex" xmlns:cx2="http://schemas.microsoft.com/office/drawing/2015/10/21/chartex" xmlns:cx3="http://schemas.microsoft.com/office/drawing/2016/5/9/chartex" xmlns:cx4="http://schemas.microsoft.com/office/drawing/2016/5/10/chartex" xmlns:cx5="http://schemas.microsoft.com/office/drawing/2016/5/11/chartex" xmlns:cx6="http://schemas.microsoft.com/office/drawing/2016/5/12/chartex" xmlns:cx7="http://schemas.microsoft.com/office/drawing/2016/5/13/chartex" xmlns:cx8="http://schemas.microsoft.com/office/drawing/2016/5/14/chartex" xmlns:mc="http://schemas.openxmlformats.org/markup-compatibility/2006" xmlns:aink="http://schemas.microsoft.com/office/drawing/2016/ink" xmlns:am3d="http://schemas.microsoft.com/office/drawing/2017/model3d" xmlns:o="urn:schemas-microsoft-com:office:office" xmlns:r="http://schemas.openxmlformats.org/officeDocument/2006/relationships" xmlns:m="http://schemas.openxmlformats.org/officeDocument/2006/math" xmlns:v="urn:schemas-microsoft-com:vml" xmlns:wp14="http://schemas.microsoft.com/office/word/2010/wordprocessingDrawing" xmlns:wp="http://schemas.openxmlformats.org/drawingml/2006/wordprocessingDrawing" xmlns:w10="urn:schemas-microsoft-com:office:word" xmlns:w="http://schemas.openxmlformats.org/wordprocessingml/2006/main" xmlns:w14="http://schemas.microsoft.com/office/word/2010/wordml" xmlns:w15="http://schemas.microsoft.com/office/word/2012/wordml" xmlns:w16cid="http://schemas.microsoft.com/office/word/2016/wordml/cid" xmlns:w16se="http://schemas.microsoft.com/office/word/2015/wordml/symex" xmlns:wpg="http://schemas.microsoft.com/office/word/2010/wordprocessingGroup" xmlns:wpi="http://schemas.microsoft.com/office/word/2010/wordprocessingInk" xmlns:wne="http://schemas.microsoft.com/office/word/2006/wordml" xmlns:wps="http://schemas.microsoft.com/office/word/2010/wordprocessingShape" mc:Ignorable="w14 w15 w16se w16cid wp14">
   <w:endnote w:type="separator" w:id="-1">
     <w:p>
       <w:r>
@@ -1665,7 +1819,7 @@
 </file>
 
 <file path=word/footer1.xml><?xml version="1.0" encoding="utf-8"?>
-<w:ftr xmlns:wpc="http://schemas.microsoft.com/office/word/2010/wordprocessingCanvas" xmlns:cx="http://schemas.microsoft.com/office/drawing/2014/chartex" xmlns:cx1="http://schemas.microsoft.com/office/drawing/2015/9/8/chartex" xmlns:cx2="http://schemas.microsoft.com/office/drawing/2015/10/21/chartex" xmlns:cx3="http://schemas.microsoft.com/office/drawing/2016/5/9/chartex" xmlns:cx4="http://schemas.microsoft.com/office/drawing/2016/5/10/chartex" xmlns:cx5="http://schemas.microsoft.com/office/drawing/2016/5/11/chartex" xmlns:cx6="http://schemas.microsoft.com/office/drawing/2016/5/12/chartex" xmlns:cx7="http://schemas.microsoft.com/office/drawing/2016/5/13/chartex" xmlns:cx8="http://schemas.microsoft.com/office/drawing/2016/5/14/chartex" xmlns:mc="http://schemas.openxmlformats.org/markup-compatibility/2006" xmlns:aink="http://schemas.microsoft.com/office/drawing/2016/ink" xmlns:am3d="http://schemas.microsoft.com/office/drawing/2017/model3d" xmlns:o="urn:schemas-microsoft-com:office:office" xmlns:oel="http://schemas.microsoft.com/office/2019/extlst" xmlns:r="http://schemas.openxmlformats.org/officeDocument/2006/relationships" xmlns:m="http://schemas.openxmlformats.org/officeDocument/2006/math" xmlns:v="urn:schemas-microsoft-com:vml" xmlns:wp14="http://schemas.microsoft.com/office/word/2010/wordprocessingDrawing" xmlns:wp="http://schemas.openxmlformats.org/drawingml/2006/wordprocessingDrawing" xmlns:w10="urn:schemas-microsoft-com:office:word" xmlns:w="http://schemas.openxmlformats.org/wordprocessingml/2006/main" xmlns:w14="http://schemas.microsoft.com/office/word/2010/wordml" xmlns:w15="http://schemas.microsoft.com/office/word/2012/wordml" xmlns:w16cex="http://schemas.microsoft.com/office/word/2018/wordml/cex" xmlns:w16cid="http://schemas.microsoft.com/office/word/2016/wordml/cid" xmlns:w16="http://schemas.microsoft.com/office/word/2018/wordml" xmlns:w16sdtdh="http://schemas.microsoft.com/office/word/2020/wordml/sdtdatahash" xmlns:w16se="http://schemas.microsoft.com/office/word/2015/wordml/symex" xmlns:wpg="http://schemas.microsoft.com/office/word/2010/wordprocessingGroup" xmlns:wpi="http://schemas.microsoft.com/office/word/2010/wordprocessingInk" xmlns:wne="http://schemas.microsoft.com/office/word/2006/wordml" xmlns:wps="http://schemas.microsoft.com/office/word/2010/wordprocessingShape" mc:Ignorable="w14 w15 w16se w16cid w16 w16cex w16sdtdh wp14">
+<w:ftr xmlns:wpc="http://schemas.microsoft.com/office/word/2010/wordprocessingCanvas" xmlns:cx="http://schemas.microsoft.com/office/drawing/2014/chartex" xmlns:cx1="http://schemas.microsoft.com/office/drawing/2015/9/8/chartex" xmlns:cx2="http://schemas.microsoft.com/office/drawing/2015/10/21/chartex" xmlns:cx3="http://schemas.microsoft.com/office/drawing/2016/5/9/chartex" xmlns:cx4="http://schemas.microsoft.com/office/drawing/2016/5/10/chartex" xmlns:cx5="http://schemas.microsoft.com/office/drawing/2016/5/11/chartex" xmlns:cx6="http://schemas.microsoft.com/office/drawing/2016/5/12/chartex" xmlns:cx7="http://schemas.microsoft.com/office/drawing/2016/5/13/chartex" xmlns:cx8="http://schemas.microsoft.com/office/drawing/2016/5/14/chartex" xmlns:mc="http://schemas.openxmlformats.org/markup-compatibility/2006" xmlns:aink="http://schemas.microsoft.com/office/drawing/2016/ink" xmlns:am3d="http://schemas.microsoft.com/office/drawing/2017/model3d" xmlns:o="urn:schemas-microsoft-com:office:office" xmlns:r="http://schemas.openxmlformats.org/officeDocument/2006/relationships" xmlns:m="http://schemas.openxmlformats.org/officeDocument/2006/math" xmlns:v="urn:schemas-microsoft-com:vml" xmlns:wp14="http://schemas.microsoft.com/office/word/2010/wordprocessingDrawing" xmlns:wp="http://schemas.openxmlformats.org/drawingml/2006/wordprocessingDrawing" xmlns:w10="urn:schemas-microsoft-com:office:word" xmlns:w="http://schemas.openxmlformats.org/wordprocessingml/2006/main" xmlns:w14="http://schemas.microsoft.com/office/word/2010/wordml" xmlns:w15="http://schemas.microsoft.com/office/word/2012/wordml" xmlns:w16cid="http://schemas.microsoft.com/office/word/2016/wordml/cid" xmlns:w16se="http://schemas.microsoft.com/office/word/2015/wordml/symex" xmlns:wpg="http://schemas.microsoft.com/office/word/2010/wordprocessingGroup" xmlns:wpi="http://schemas.microsoft.com/office/word/2010/wordprocessingInk" xmlns:wne="http://schemas.microsoft.com/office/word/2006/wordml" xmlns:wps="http://schemas.microsoft.com/office/word/2010/wordprocessingShape" mc:Ignorable="w14 w15 w16se w16cid wp14">
   <w:p>
     <w:pPr>
       <w:pStyle w:val="Footer"/>
@@ -1675,7 +1829,7 @@
 </file>
 
 <file path=word/footer2.xml><?xml version="1.0" encoding="utf-8"?>
-<w:ftr xmlns:wpc="http://schemas.microsoft.com/office/word/2010/wordprocessingCanvas" xmlns:cx="http://schemas.microsoft.com/office/drawing/2014/chartex" xmlns:cx1="http://schemas.microsoft.com/office/drawing/2015/9/8/chartex" xmlns:cx2="http://schemas.microsoft.com/office/drawing/2015/10/21/chartex" xmlns:cx3="http://schemas.microsoft.com/office/drawing/2016/5/9/chartex" xmlns:cx4="http://schemas.microsoft.com/office/drawing/2016/5/10/chartex" xmlns:cx5="http://schemas.microsoft.com/office/drawing/2016/5/11/chartex" xmlns:cx6="http://schemas.microsoft.com/office/drawing/2016/5/12/chartex" xmlns:cx7="http://schemas.microsoft.com/office/drawing/2016/5/13/chartex" xmlns:cx8="http://schemas.microsoft.com/office/drawing/2016/5/14/chartex" xmlns:mc="http://schemas.openxmlformats.org/markup-compatibility/2006" xmlns:aink="http://schemas.microsoft.com/office/drawing/2016/ink" xmlns:am3d="http://schemas.microsoft.com/office/drawing/2017/model3d" xmlns:o="urn:schemas-microsoft-com:office:office" xmlns:oel="http://schemas.microsoft.com/office/2019/extlst" xmlns:r="http://schemas.openxmlformats.org/officeDocument/2006/relationships" xmlns:m="http://schemas.openxmlformats.org/officeDocument/2006/math" xmlns:v="urn:schemas-microsoft-com:vml" xmlns:wp14="http://schemas.microsoft.com/office/word/2010/wordprocessingDrawing" xmlns:wp="http://schemas.openxmlformats.org/drawingml/2006/wordprocessingDrawing" xmlns:w10="urn:schemas-microsoft-com:office:word" xmlns:w="http://schemas.openxmlformats.org/wordprocessingml/2006/main" xmlns:w14="http://schemas.microsoft.com/office/word/2010/wordml" xmlns:w15="http://schemas.microsoft.com/office/word/2012/wordml" xmlns:w16cex="http://schemas.microsoft.com/office/word/2018/wordml/cex" xmlns:w16cid="http://schemas.microsoft.com/office/word/2016/wordml/cid" xmlns:w16="http://schemas.microsoft.com/office/word/2018/wordml" xmlns:w16sdtdh="http://schemas.microsoft.com/office/word/2020/wordml/sdtdatahash" xmlns:w16se="http://schemas.microsoft.com/office/word/2015/wordml/symex" xmlns:wpg="http://schemas.microsoft.com/office/word/2010/wordprocessingGroup" xmlns:wpi="http://schemas.microsoft.com/office/word/2010/wordprocessingInk" xmlns:wne="http://schemas.microsoft.com/office/word/2006/wordml" xmlns:wps="http://schemas.microsoft.com/office/word/2010/wordprocessingShape" mc:Ignorable="w14 w15 w16se w16cid w16 w16cex w16sdtdh wp14">
+<w:ftr xmlns:wpc="http://schemas.microsoft.com/office/word/2010/wordprocessingCanvas" xmlns:cx="http://schemas.microsoft.com/office/drawing/2014/chartex" xmlns:cx1="http://schemas.microsoft.com/office/drawing/2015/9/8/chartex" xmlns:cx2="http://schemas.microsoft.com/office/drawing/2015/10/21/chartex" xmlns:cx3="http://schemas.microsoft.com/office/drawing/2016/5/9/chartex" xmlns:cx4="http://schemas.microsoft.com/office/drawing/2016/5/10/chartex" xmlns:cx5="http://schemas.microsoft.com/office/drawing/2016/5/11/chartex" xmlns:cx6="http://schemas.microsoft.com/office/drawing/2016/5/12/chartex" xmlns:cx7="http://schemas.microsoft.com/office/drawing/2016/5/13/chartex" xmlns:cx8="http://schemas.microsoft.com/office/drawing/2016/5/14/chartex" xmlns:mc="http://schemas.openxmlformats.org/markup-compatibility/2006" xmlns:aink="http://schemas.microsoft.com/office/drawing/2016/ink" xmlns:am3d="http://schemas.microsoft.com/office/drawing/2017/model3d" xmlns:o="urn:schemas-microsoft-com:office:office" xmlns:r="http://schemas.openxmlformats.org/officeDocument/2006/relationships" xmlns:m="http://schemas.openxmlformats.org/officeDocument/2006/math" xmlns:v="urn:schemas-microsoft-com:vml" xmlns:wp14="http://schemas.microsoft.com/office/word/2010/wordprocessingDrawing" xmlns:wp="http://schemas.openxmlformats.org/drawingml/2006/wordprocessingDrawing" xmlns:w10="urn:schemas-microsoft-com:office:word" xmlns:w="http://schemas.openxmlformats.org/wordprocessingml/2006/main" xmlns:w14="http://schemas.microsoft.com/office/word/2010/wordml" xmlns:w15="http://schemas.microsoft.com/office/word/2012/wordml" xmlns:w16cid="http://schemas.microsoft.com/office/word/2016/wordml/cid" xmlns:w16se="http://schemas.microsoft.com/office/word/2015/wordml/symex" xmlns:wpg="http://schemas.microsoft.com/office/word/2010/wordprocessingGroup" xmlns:wpi="http://schemas.microsoft.com/office/word/2010/wordprocessingInk" xmlns:wne="http://schemas.microsoft.com/office/word/2006/wordml" xmlns:wps="http://schemas.microsoft.com/office/word/2010/wordprocessingShape" mc:Ignorable="w14 w15 w16se w16cid wp14">
   <w:p>
     <w:pPr>
       <w:pStyle w:val="Footer"/>
@@ -1685,7 +1839,7 @@
 </file>
 
 <file path=word/footer3.xml><?xml version="1.0" encoding="utf-8"?>
-<w:ftr xmlns:wpc="http://schemas.microsoft.com/office/word/2010/wordprocessingCanvas" xmlns:cx="http://schemas.microsoft.com/office/drawing/2014/chartex" xmlns:cx1="http://schemas.microsoft.com/office/drawing/2015/9/8/chartex" xmlns:cx2="http://schemas.microsoft.com/office/drawing/2015/10/21/chartex" xmlns:cx3="http://schemas.microsoft.com/office/drawing/2016/5/9/chartex" xmlns:cx4="http://schemas.microsoft.com/office/drawing/2016/5/10/chartex" xmlns:cx5="http://schemas.microsoft.com/office/drawing/2016/5/11/chartex" xmlns:cx6="http://schemas.microsoft.com/office/drawing/2016/5/12/chartex" xmlns:cx7="http://schemas.microsoft.com/office/drawing/2016/5/13/chartex" xmlns:cx8="http://schemas.microsoft.com/office/drawing/2016/5/14/chartex" xmlns:mc="http://schemas.openxmlformats.org/markup-compatibility/2006" xmlns:aink="http://schemas.microsoft.com/office/drawing/2016/ink" xmlns:am3d="http://schemas.microsoft.com/office/drawing/2017/model3d" xmlns:o="urn:schemas-microsoft-com:office:office" xmlns:oel="http://schemas.microsoft.com/office/2019/extlst" xmlns:r="http://schemas.openxmlformats.org/officeDocument/2006/relationships" xmlns:m="http://schemas.openxmlformats.org/officeDocument/2006/math" xmlns:v="urn:schemas-microsoft-com:vml" xmlns:wp14="http://schemas.microsoft.com/office/word/2010/wordprocessingDrawing" xmlns:wp="http://schemas.openxmlformats.org/drawingml/2006/wordprocessingDrawing" xmlns:w10="urn:schemas-microsoft-com:office:word" xmlns:w="http://schemas.openxmlformats.org/wordprocessingml/2006/main" xmlns:w14="http://schemas.microsoft.com/office/word/2010/wordml" xmlns:w15="http://schemas.microsoft.com/office/word/2012/wordml" xmlns:w16cex="http://schemas.microsoft.com/office/word/2018/wordml/cex" xmlns:w16cid="http://schemas.microsoft.com/office/word/2016/wordml/cid" xmlns:w16="http://schemas.microsoft.com/office/word/2018/wordml" xmlns:w16sdtdh="http://schemas.microsoft.com/office/word/2020/wordml/sdtdatahash" xmlns:w16se="http://schemas.microsoft.com/office/word/2015/wordml/symex" xmlns:wpg="http://schemas.microsoft.com/office/word/2010/wordprocessingGroup" xmlns:wpi="http://schemas.microsoft.com/office/word/2010/wordprocessingInk" xmlns:wne="http://schemas.microsoft.com/office/word/2006/wordml" xmlns:wps="http://schemas.microsoft.com/office/word/2010/wordprocessingShape" mc:Ignorable="w14 w15 w16se w16cid w16 w16cex w16sdtdh wp14">
+<w:ftr xmlns:wpc="http://schemas.microsoft.com/office/word/2010/wordprocessingCanvas" xmlns:cx="http://schemas.microsoft.com/office/drawing/2014/chartex" xmlns:cx1="http://schemas.microsoft.com/office/drawing/2015/9/8/chartex" xmlns:cx2="http://schemas.microsoft.com/office/drawing/2015/10/21/chartex" xmlns:cx3="http://schemas.microsoft.com/office/drawing/2016/5/9/chartex" xmlns:cx4="http://schemas.microsoft.com/office/drawing/2016/5/10/chartex" xmlns:cx5="http://schemas.microsoft.com/office/drawing/2016/5/11/chartex" xmlns:cx6="http://schemas.microsoft.com/office/drawing/2016/5/12/chartex" xmlns:cx7="http://schemas.microsoft.com/office/drawing/2016/5/13/chartex" xmlns:cx8="http://schemas.microsoft.com/office/drawing/2016/5/14/chartex" xmlns:mc="http://schemas.openxmlformats.org/markup-compatibility/2006" xmlns:aink="http://schemas.microsoft.com/office/drawing/2016/ink" xmlns:am3d="http://schemas.microsoft.com/office/drawing/2017/model3d" xmlns:o="urn:schemas-microsoft-com:office:office" xmlns:r="http://schemas.openxmlformats.org/officeDocument/2006/relationships" xmlns:m="http://schemas.openxmlformats.org/officeDocument/2006/math" xmlns:v="urn:schemas-microsoft-com:vml" xmlns:wp14="http://schemas.microsoft.com/office/word/2010/wordprocessingDrawing" xmlns:wp="http://schemas.openxmlformats.org/drawingml/2006/wordprocessingDrawing" xmlns:w10="urn:schemas-microsoft-com:office:word" xmlns:w="http://schemas.openxmlformats.org/wordprocessingml/2006/main" xmlns:w14="http://schemas.microsoft.com/office/word/2010/wordml" xmlns:w15="http://schemas.microsoft.com/office/word/2012/wordml" xmlns:w16cid="http://schemas.microsoft.com/office/word/2016/wordml/cid" xmlns:w16se="http://schemas.microsoft.com/office/word/2015/wordml/symex" xmlns:wpg="http://schemas.microsoft.com/office/word/2010/wordprocessingGroup" xmlns:wpi="http://schemas.microsoft.com/office/word/2010/wordprocessingInk" xmlns:wne="http://schemas.microsoft.com/office/word/2006/wordml" xmlns:wps="http://schemas.microsoft.com/office/word/2010/wordprocessingShape" mc:Ignorable="w14 w15 w16se w16cid wp14">
   <w:p>
     <w:pPr>
       <w:pStyle w:val="Footer"/>
@@ -1695,7 +1849,7 @@
 </file>
 
 <file path=word/footnotes.xml><?xml version="1.0" encoding="utf-8"?>
-<w:footnotes xmlns:wpc="http://schemas.microsoft.com/office/word/2010/wordprocessingCanvas" xmlns:cx="http://schemas.microsoft.com/office/drawing/2014/chartex" xmlns:cx1="http://schemas.microsoft.com/office/drawing/2015/9/8/chartex" xmlns:cx2="http://schemas.microsoft.com/office/drawing/2015/10/21/chartex" xmlns:cx3="http://schemas.microsoft.com/office/drawing/2016/5/9/chartex" xmlns:cx4="http://schemas.microsoft.com/office/drawing/2016/5/10/chartex" xmlns:cx5="http://schemas.microsoft.com/office/drawing/2016/5/11/chartex" xmlns:cx6="http://schemas.microsoft.com/office/drawing/2016/5/12/chartex" xmlns:cx7="http://schemas.microsoft.com/office/drawing/2016/5/13/chartex" xmlns:cx8="http://schemas.microsoft.com/office/drawing/2016/5/14/chartex" xmlns:mc="http://schemas.openxmlformats.org/markup-compatibility/2006" xmlns:aink="http://schemas.microsoft.com/office/drawing/2016/ink" xmlns:am3d="http://schemas.microsoft.com/office/drawing/2017/model3d" xmlns:o="urn:schemas-microsoft-com:office:office" xmlns:oel="http://schemas.microsoft.com/office/2019/extlst" xmlns:r="http://schemas.openxmlformats.org/officeDocument/2006/relationships" xmlns:m="http://schemas.openxmlformats.org/officeDocument/2006/math" xmlns:v="urn:schemas-microsoft-com:vml" xmlns:wp14="http://schemas.microsoft.com/office/word/2010/wordprocessingDrawing" xmlns:wp="http://schemas.openxmlformats.org/drawingml/2006/wordprocessingDrawing" xmlns:w10="urn:schemas-microsoft-com:office:word" xmlns:w="http://schemas.openxmlformats.org/wordprocessingml/2006/main" xmlns:w14="http://schemas.microsoft.com/office/word/2010/wordml" xmlns:w15="http://schemas.microsoft.com/office/word/2012/wordml" xmlns:w16cex="http://schemas.microsoft.com/office/word/2018/wordml/cex" xmlns:w16cid="http://schemas.microsoft.com/office/word/2016/wordml/cid" xmlns:w16="http://schemas.microsoft.com/office/word/2018/wordml" xmlns:w16sdtdh="http://schemas.microsoft.com/office/word/2020/wordml/sdtdatahash" xmlns:w16se="http://schemas.microsoft.com/office/word/2015/wordml/symex" xmlns:wpg="http://schemas.microsoft.com/office/word/2010/wordprocessingGroup" xmlns:wpi="http://schemas.microsoft.com/office/word/2010/wordprocessingInk" xmlns:wne="http://schemas.microsoft.com/office/word/2006/wordml" xmlns:wps="http://schemas.microsoft.com/office/word/2010/wordprocessingShape" mc:Ignorable="w14 w15 w16se w16cid w16 w16cex w16sdtdh wp14">
+<w:footnotes xmlns:wpc="http://schemas.microsoft.com/office/word/2010/wordprocessingCanvas" xmlns:cx="http://schemas.microsoft.com/office/drawing/2014/chartex" xmlns:cx1="http://schemas.microsoft.com/office/drawing/2015/9/8/chartex" xmlns:cx2="http://schemas.microsoft.com/office/drawing/2015/10/21/chartex" xmlns:cx3="http://schemas.microsoft.com/office/drawing/2016/5/9/chartex" xmlns:cx4="http://schemas.microsoft.com/office/drawing/2016/5/10/chartex" xmlns:cx5="http://schemas.microsoft.com/office/drawing/2016/5/11/chartex" xmlns:cx6="http://schemas.microsoft.com/office/drawing/2016/5/12/chartex" xmlns:cx7="http://schemas.microsoft.com/office/drawing/2016/5/13/chartex" xmlns:cx8="http://schemas.microsoft.com/office/drawing/2016/5/14/chartex" xmlns:mc="http://schemas.openxmlformats.org/markup-compatibility/2006" xmlns:aink="http://schemas.microsoft.com/office/drawing/2016/ink" xmlns:am3d="http://schemas.microsoft.com/office/drawing/2017/model3d" xmlns:o="urn:schemas-microsoft-com:office:office" xmlns:r="http://schemas.openxmlformats.org/officeDocument/2006/relationships" xmlns:m="http://schemas.openxmlformats.org/officeDocument/2006/math" xmlns:v="urn:schemas-microsoft-com:vml" xmlns:wp14="http://schemas.microsoft.com/office/word/2010/wordprocessingDrawing" xmlns:wp="http://schemas.openxmlformats.org/drawingml/2006/wordprocessingDrawing" xmlns:w10="urn:schemas-microsoft-com:office:word" xmlns:w="http://schemas.openxmlformats.org/wordprocessingml/2006/main" xmlns:w14="http://schemas.microsoft.com/office/word/2010/wordml" xmlns:w15="http://schemas.microsoft.com/office/word/2012/wordml" xmlns:w16cid="http://schemas.microsoft.com/office/word/2016/wordml/cid" xmlns:w16se="http://schemas.microsoft.com/office/word/2015/wordml/symex" xmlns:wpg="http://schemas.microsoft.com/office/word/2010/wordprocessingGroup" xmlns:wpi="http://schemas.microsoft.com/office/word/2010/wordprocessingInk" xmlns:wne="http://schemas.microsoft.com/office/word/2006/wordml" xmlns:wps="http://schemas.microsoft.com/office/word/2010/wordprocessingShape" mc:Ignorable="w14 w15 w16se w16cid wp14">
   <w:footnote w:type="separator" w:id="-1">
     <w:p>
       <w:r>
@@ -1714,7 +1868,7 @@
 </file>
 
 <file path=word/header1.xml><?xml version="1.0" encoding="utf-8"?>
-<w:hdr xmlns:wpc="http://schemas.microsoft.com/office/word/2010/wordprocessingCanvas" xmlns:cx="http://schemas.microsoft.com/office/drawing/2014/chartex" xmlns:cx1="http://schemas.microsoft.com/office/drawing/2015/9/8/chartex" xmlns:cx2="http://schemas.microsoft.com/office/drawing/2015/10/21/chartex" xmlns:cx3="http://schemas.microsoft.com/office/drawing/2016/5/9/chartex" xmlns:cx4="http://schemas.microsoft.com/office/drawing/2016/5/10/chartex" xmlns:cx5="http://schemas.microsoft.com/office/drawing/2016/5/11/chartex" xmlns:cx6="http://schemas.microsoft.com/office/drawing/2016/5/12/chartex" xmlns:cx7="http://schemas.microsoft.com/office/drawing/2016/5/13/chartex" xmlns:cx8="http://schemas.microsoft.com/office/drawing/2016/5/14/chartex" xmlns:mc="http://schemas.openxmlformats.org/markup-compatibility/2006" xmlns:aink="http://schemas.microsoft.com/office/drawing/2016/ink" xmlns:am3d="http://schemas.microsoft.com/office/drawing/2017/model3d" xmlns:o="urn:schemas-microsoft-com:office:office" xmlns:oel="http://schemas.microsoft.com/office/2019/extlst" xmlns:r="http://schemas.openxmlformats.org/officeDocument/2006/relationships" xmlns:m="http://schemas.openxmlformats.org/officeDocument/2006/math" xmlns:v="urn:schemas-microsoft-com:vml" xmlns:wp14="http://schemas.microsoft.com/office/word/2010/wordprocessingDrawing" xmlns:wp="http://schemas.openxmlformats.org/drawingml/2006/wordprocessingDrawing" xmlns:w10="urn:schemas-microsoft-com:office:word" xmlns:w="http://schemas.openxmlformats.org/wordprocessingml/2006/main" xmlns:w14="http://schemas.microsoft.com/office/word/2010/wordml" xmlns:w15="http://schemas.microsoft.com/office/word/2012/wordml" xmlns:w16cex="http://schemas.microsoft.com/office/word/2018/wordml/cex" xmlns:w16cid="http://schemas.microsoft.com/office/word/2016/wordml/cid" xmlns:w16="http://schemas.microsoft.com/office/word/2018/wordml" xmlns:w16sdtdh="http://schemas.microsoft.com/office/word/2020/wordml/sdtdatahash" xmlns:w16se="http://schemas.microsoft.com/office/word/2015/wordml/symex" xmlns:wpg="http://schemas.microsoft.com/office/word/2010/wordprocessingGroup" xmlns:wpi="http://schemas.microsoft.com/office/word/2010/wordprocessingInk" xmlns:wne="http://schemas.microsoft.com/office/word/2006/wordml" xmlns:wps="http://schemas.microsoft.com/office/word/2010/wordprocessingShape" mc:Ignorable="w14 w15 w16se w16cid w16 w16cex w16sdtdh wp14">
+<w:hdr xmlns:wpc="http://schemas.microsoft.com/office/word/2010/wordprocessingCanvas" xmlns:cx="http://schemas.microsoft.com/office/drawing/2014/chartex" xmlns:cx1="http://schemas.microsoft.com/office/drawing/2015/9/8/chartex" xmlns:cx2="http://schemas.microsoft.com/office/drawing/2015/10/21/chartex" xmlns:cx3="http://schemas.microsoft.com/office/drawing/2016/5/9/chartex" xmlns:cx4="http://schemas.microsoft.com/office/drawing/2016/5/10/chartex" xmlns:cx5="http://schemas.microsoft.com/office/drawing/2016/5/11/chartex" xmlns:cx6="http://schemas.microsoft.com/office/drawing/2016/5/12/chartex" xmlns:cx7="http://schemas.microsoft.com/office/drawing/2016/5/13/chartex" xmlns:cx8="http://schemas.microsoft.com/office/drawing/2016/5/14/chartex" xmlns:mc="http://schemas.openxmlformats.org/markup-compatibility/2006" xmlns:aink="http://schemas.microsoft.com/office/drawing/2016/ink" xmlns:am3d="http://schemas.microsoft.com/office/drawing/2017/model3d" xmlns:o="urn:schemas-microsoft-com:office:office" xmlns:r="http://schemas.openxmlformats.org/officeDocument/2006/relationships" xmlns:m="http://schemas.openxmlformats.org/officeDocument/2006/math" xmlns:v="urn:schemas-microsoft-com:vml" xmlns:wp14="http://schemas.microsoft.com/office/word/2010/wordprocessingDrawing" xmlns:wp="http://schemas.openxmlformats.org/drawingml/2006/wordprocessingDrawing" xmlns:w10="urn:schemas-microsoft-com:office:word" xmlns:w="http://schemas.openxmlformats.org/wordprocessingml/2006/main" xmlns:w14="http://schemas.microsoft.com/office/word/2010/wordml" xmlns:w15="http://schemas.microsoft.com/office/word/2012/wordml" xmlns:w16cid="http://schemas.microsoft.com/office/word/2016/wordml/cid" xmlns:w16se="http://schemas.microsoft.com/office/word/2015/wordml/symex" xmlns:wpg="http://schemas.microsoft.com/office/word/2010/wordprocessingGroup" xmlns:wpi="http://schemas.microsoft.com/office/word/2010/wordprocessingInk" xmlns:wne="http://schemas.microsoft.com/office/word/2006/wordml" xmlns:wps="http://schemas.microsoft.com/office/word/2010/wordprocessingShape" mc:Ignorable="w14 w15 w16se w16cid wp14">
   <w:p>
     <w:pPr>
       <w:pStyle w:val="Header"/>
@@ -1741,7 +1895,7 @@
 </file>
 
 <file path=word/header2.xml><?xml version="1.0" encoding="utf-8"?>
-<w:hdr xmlns:wpc="http://schemas.microsoft.com/office/word/2010/wordprocessingCanvas" xmlns:cx="http://schemas.microsoft.com/office/drawing/2014/chartex" xmlns:cx1="http://schemas.microsoft.com/office/drawing/2015/9/8/chartex" xmlns:cx2="http://schemas.microsoft.com/office/drawing/2015/10/21/chartex" xmlns:cx3="http://schemas.microsoft.com/office/drawing/2016/5/9/chartex" xmlns:cx4="http://schemas.microsoft.com/office/drawing/2016/5/10/chartex" xmlns:cx5="http://schemas.microsoft.com/office/drawing/2016/5/11/chartex" xmlns:cx6="http://schemas.microsoft.com/office/drawing/2016/5/12/chartex" xmlns:cx7="http://schemas.microsoft.com/office/drawing/2016/5/13/chartex" xmlns:cx8="http://schemas.microsoft.com/office/drawing/2016/5/14/chartex" xmlns:mc="http://schemas.openxmlformats.org/markup-compatibility/2006" xmlns:aink="http://schemas.microsoft.com/office/drawing/2016/ink" xmlns:am3d="http://schemas.microsoft.com/office/drawing/2017/model3d" xmlns:o="urn:schemas-microsoft-com:office:office" xmlns:oel="http://schemas.microsoft.com/office/2019/extlst" xmlns:r="http://schemas.openxmlformats.org/officeDocument/2006/relationships" xmlns:m="http://schemas.openxmlformats.org/officeDocument/2006/math" xmlns:v="urn:schemas-microsoft-com:vml" xmlns:wp14="http://schemas.microsoft.com/office/word/2010/wordprocessingDrawing" xmlns:wp="http://schemas.openxmlformats.org/drawingml/2006/wordprocessingDrawing" xmlns:w10="urn:schemas-microsoft-com:office:word" xmlns:w="http://schemas.openxmlformats.org/wordprocessingml/2006/main" xmlns:w14="http://schemas.microsoft.com/office/word/2010/wordml" xmlns:w15="http://schemas.microsoft.com/office/word/2012/wordml" xmlns:w16cex="http://schemas.microsoft.com/office/word/2018/wordml/cex" xmlns:w16cid="http://schemas.microsoft.com/office/word/2016/wordml/cid" xmlns:w16="http://schemas.microsoft.com/office/word/2018/wordml" xmlns:w16sdtdh="http://schemas.microsoft.com/office/word/2020/wordml/sdtdatahash" xmlns:w16se="http://schemas.microsoft.com/office/word/2015/wordml/symex" xmlns:wpg="http://schemas.microsoft.com/office/word/2010/wordprocessingGroup" xmlns:wpi="http://schemas.microsoft.com/office/word/2010/wordprocessingInk" xmlns:wne="http://schemas.microsoft.com/office/word/2006/wordml" xmlns:wps="http://schemas.microsoft.com/office/word/2010/wordprocessingShape" mc:Ignorable="w14 w15 w16se w16cid w16 w16cex w16sdtdh wp14">
+<w:hdr xmlns:wpc="http://schemas.microsoft.com/office/word/2010/wordprocessingCanvas" xmlns:cx="http://schemas.microsoft.com/office/drawing/2014/chartex" xmlns:cx1="http://schemas.microsoft.com/office/drawing/2015/9/8/chartex" xmlns:cx2="http://schemas.microsoft.com/office/drawing/2015/10/21/chartex" xmlns:cx3="http://schemas.microsoft.com/office/drawing/2016/5/9/chartex" xmlns:cx4="http://schemas.microsoft.com/office/drawing/2016/5/10/chartex" xmlns:cx5="http://schemas.microsoft.com/office/drawing/2016/5/11/chartex" xmlns:cx6="http://schemas.microsoft.com/office/drawing/2016/5/12/chartex" xmlns:cx7="http://schemas.microsoft.com/office/drawing/2016/5/13/chartex" xmlns:cx8="http://schemas.microsoft.com/office/drawing/2016/5/14/chartex" xmlns:mc="http://schemas.openxmlformats.org/markup-compatibility/2006" xmlns:aink="http://schemas.microsoft.com/office/drawing/2016/ink" xmlns:am3d="http://schemas.microsoft.com/office/drawing/2017/model3d" xmlns:o="urn:schemas-microsoft-com:office:office" xmlns:r="http://schemas.openxmlformats.org/officeDocument/2006/relationships" xmlns:m="http://schemas.openxmlformats.org/officeDocument/2006/math" xmlns:v="urn:schemas-microsoft-com:vml" xmlns:wp14="http://schemas.microsoft.com/office/word/2010/wordprocessingDrawing" xmlns:wp="http://schemas.openxmlformats.org/drawingml/2006/wordprocessingDrawing" xmlns:w10="urn:schemas-microsoft-com:office:word" xmlns:w="http://schemas.openxmlformats.org/wordprocessingml/2006/main" xmlns:w14="http://schemas.microsoft.com/office/word/2010/wordml" xmlns:w15="http://schemas.microsoft.com/office/word/2012/wordml" xmlns:w16cid="http://schemas.microsoft.com/office/word/2016/wordml/cid" xmlns:w16se="http://schemas.microsoft.com/office/word/2015/wordml/symex" xmlns:wpg="http://schemas.microsoft.com/office/word/2010/wordprocessingGroup" xmlns:wpi="http://schemas.microsoft.com/office/word/2010/wordprocessingInk" xmlns:wne="http://schemas.microsoft.com/office/word/2006/wordml" xmlns:wps="http://schemas.microsoft.com/office/word/2010/wordprocessingShape" mc:Ignorable="w14 w15 w16se w16cid wp14">
   <w:p>
     <w:pPr>
       <w:pStyle w:val="Header"/>
@@ -1774,7 +1928,7 @@
 </file>
 
 <file path=word/header3.xml><?xml version="1.0" encoding="utf-8"?>
-<w:hdr xmlns:wpc="http://schemas.microsoft.com/office/word/2010/wordprocessingCanvas" xmlns:cx="http://schemas.microsoft.com/office/drawing/2014/chartex" xmlns:cx1="http://schemas.microsoft.com/office/drawing/2015/9/8/chartex" xmlns:cx2="http://schemas.microsoft.com/office/drawing/2015/10/21/chartex" xmlns:cx3="http://schemas.microsoft.com/office/drawing/2016/5/9/chartex" xmlns:cx4="http://schemas.microsoft.com/office/drawing/2016/5/10/chartex" xmlns:cx5="http://schemas.microsoft.com/office/drawing/2016/5/11/chartex" xmlns:cx6="http://schemas.microsoft.com/office/drawing/2016/5/12/chartex" xmlns:cx7="http://schemas.microsoft.com/office/drawing/2016/5/13/chartex" xmlns:cx8="http://schemas.microsoft.com/office/drawing/2016/5/14/chartex" xmlns:mc="http://schemas.openxmlformats.org/markup-compatibility/2006" xmlns:aink="http://schemas.microsoft.com/office/drawing/2016/ink" xmlns:am3d="http://schemas.microsoft.com/office/drawing/2017/model3d" xmlns:o="urn:schemas-microsoft-com:office:office" xmlns:oel="http://schemas.microsoft.com/office/2019/extlst" xmlns:r="http://schemas.openxmlformats.org/officeDocument/2006/relationships" xmlns:m="http://schemas.openxmlformats.org/officeDocument/2006/math" xmlns:v="urn:schemas-microsoft-com:vml" xmlns:wp14="http://schemas.microsoft.com/office/word/2010/wordprocessingDrawing" xmlns:wp="http://schemas.openxmlformats.org/drawingml/2006/wordprocessingDrawing" xmlns:w10="urn:schemas-microsoft-com:office:word" xmlns:w="http://schemas.openxmlformats.org/wordprocessingml/2006/main" xmlns:w14="http://schemas.microsoft.com/office/word/2010/wordml" xmlns:w15="http://schemas.microsoft.com/office/word/2012/wordml" xmlns:w16cex="http://schemas.microsoft.com/office/word/2018/wordml/cex" xmlns:w16cid="http://schemas.microsoft.com/office/word/2016/wordml/cid" xmlns:w16="http://schemas.microsoft.com/office/word/2018/wordml" xmlns:w16sdtdh="http://schemas.microsoft.com/office/word/2020/wordml/sdtdatahash" xmlns:w16se="http://schemas.microsoft.com/office/word/2015/wordml/symex" xmlns:wpg="http://schemas.microsoft.com/office/word/2010/wordprocessingGroup" xmlns:wpi="http://schemas.microsoft.com/office/word/2010/wordprocessingInk" xmlns:wne="http://schemas.microsoft.com/office/word/2006/wordml" xmlns:wps="http://schemas.microsoft.com/office/word/2010/wordprocessingShape" mc:Ignorable="w14 w15 w16se w16cid w16 w16cex w16sdtdh wp14">
+<w:hdr xmlns:wpc="http://schemas.microsoft.com/office/word/2010/wordprocessingCanvas" xmlns:cx="http://schemas.microsoft.com/office/drawing/2014/chartex" xmlns:cx1="http://schemas.microsoft.com/office/drawing/2015/9/8/chartex" xmlns:cx2="http://schemas.microsoft.com/office/drawing/2015/10/21/chartex" xmlns:cx3="http://schemas.microsoft.com/office/drawing/2016/5/9/chartex" xmlns:cx4="http://schemas.microsoft.com/office/drawing/2016/5/10/chartex" xmlns:cx5="http://schemas.microsoft.com/office/drawing/2016/5/11/chartex" xmlns:cx6="http://schemas.microsoft.com/office/drawing/2016/5/12/chartex" xmlns:cx7="http://schemas.microsoft.com/office/drawing/2016/5/13/chartex" xmlns:cx8="http://schemas.microsoft.com/office/drawing/2016/5/14/chartex" xmlns:mc="http://schemas.openxmlformats.org/markup-compatibility/2006" xmlns:aink="http://schemas.microsoft.com/office/drawing/2016/ink" xmlns:am3d="http://schemas.microsoft.com/office/drawing/2017/model3d" xmlns:o="urn:schemas-microsoft-com:office:office" xmlns:r="http://schemas.openxmlformats.org/officeDocument/2006/relationships" xmlns:m="http://schemas.openxmlformats.org/officeDocument/2006/math" xmlns:v="urn:schemas-microsoft-com:vml" xmlns:wp14="http://schemas.microsoft.com/office/word/2010/wordprocessingDrawing" xmlns:wp="http://schemas.openxmlformats.org/drawingml/2006/wordprocessingDrawing" xmlns:w10="urn:schemas-microsoft-com:office:word" xmlns:w="http://schemas.openxmlformats.org/wordprocessingml/2006/main" xmlns:w14="http://schemas.microsoft.com/office/word/2010/wordml" xmlns:w15="http://schemas.microsoft.com/office/word/2012/wordml" xmlns:w16cid="http://schemas.microsoft.com/office/word/2016/wordml/cid" xmlns:w16se="http://schemas.microsoft.com/office/word/2015/wordml/symex" xmlns:wpg="http://schemas.microsoft.com/office/word/2010/wordprocessingGroup" xmlns:wpi="http://schemas.microsoft.com/office/word/2010/wordprocessingInk" xmlns:wne="http://schemas.microsoft.com/office/word/2006/wordml" xmlns:wps="http://schemas.microsoft.com/office/word/2010/wordprocessingShape" mc:Ignorable="w14 w15 w16se w16cid wp14">
   <w:p>
     <w:pPr>
       <w:pStyle w:val="ElsevierBodyTextCentredNospace"/>
@@ -1957,7 +2111,7 @@
 </file>
 
 <file path=word/numbering.xml><?xml version="1.0" encoding="utf-8"?>
-<w:numbering xmlns:wpc="http://schemas.microsoft.com/office/word/2010/wordprocessingCanvas" xmlns:cx="http://schemas.microsoft.com/office/drawing/2014/chartex" xmlns:cx1="http://schemas.microsoft.com/office/drawing/2015/9/8/chartex" xmlns:cx2="http://schemas.microsoft.com/office/drawing/2015/10/21/chartex" xmlns:cx3="http://schemas.microsoft.com/office/drawing/2016/5/9/chartex" xmlns:cx4="http://schemas.microsoft.com/office/drawing/2016/5/10/chartex" xmlns:cx5="http://schemas.microsoft.com/office/drawing/2016/5/11/chartex" xmlns:cx6="http://schemas.microsoft.com/office/drawing/2016/5/12/chartex" xmlns:cx7="http://schemas.microsoft.com/office/drawing/2016/5/13/chartex" xmlns:cx8="http://schemas.microsoft.com/office/drawing/2016/5/14/chartex" xmlns:mc="http://schemas.openxmlformats.org/markup-compatibility/2006" xmlns:aink="http://schemas.microsoft.com/office/drawing/2016/ink" xmlns:am3d="http://schemas.microsoft.com/office/drawing/2017/model3d" xmlns:o="urn:schemas-microsoft-com:office:office" xmlns:oel="http://schemas.microsoft.com/office/2019/extlst" xmlns:r="http://schemas.openxmlformats.org/officeDocument/2006/relationships" xmlns:m="http://schemas.openxmlformats.org/officeDocument/2006/math" xmlns:v="urn:schemas-microsoft-com:vml" xmlns:wp14="http://schemas.microsoft.com/office/word/2010/wordprocessingDrawing" xmlns:wp="http://schemas.openxmlformats.org/drawingml/2006/wordprocessingDrawing" xmlns:w10="urn:schemas-microsoft-com:office:word" xmlns:w="http://schemas.openxmlformats.org/wordprocessingml/2006/main" xmlns:w14="http://schemas.microsoft.com/office/word/2010/wordml" xmlns:w15="http://schemas.microsoft.com/office/word/2012/wordml" xmlns:w16cex="http://schemas.microsoft.com/office/word/2018/wordml/cex" xmlns:w16cid="http://schemas.microsoft.com/office/word/2016/wordml/cid" xmlns:w16="http://schemas.microsoft.com/office/word/2018/wordml" xmlns:w16sdtdh="http://schemas.microsoft.com/office/word/2020/wordml/sdtdatahash" xmlns:w16se="http://schemas.microsoft.com/office/word/2015/wordml/symex" xmlns:wpg="http://schemas.microsoft.com/office/word/2010/wordprocessingGroup" xmlns:wpi="http://schemas.microsoft.com/office/word/2010/wordprocessingInk" xmlns:wne="http://schemas.microsoft.com/office/word/2006/wordml" xmlns:wps="http://schemas.microsoft.com/office/word/2010/wordprocessingShape" mc:Ignorable="w14 w15 w16se w16cid w16 w16cex w16sdtdh wp14">
+<w:numbering xmlns:wpc="http://schemas.microsoft.com/office/word/2010/wordprocessingCanvas" xmlns:cx="http://schemas.microsoft.com/office/drawing/2014/chartex" xmlns:cx1="http://schemas.microsoft.com/office/drawing/2015/9/8/chartex" xmlns:cx2="http://schemas.microsoft.com/office/drawing/2015/10/21/chartex" xmlns:cx3="http://schemas.microsoft.com/office/drawing/2016/5/9/chartex" xmlns:cx4="http://schemas.microsoft.com/office/drawing/2016/5/10/chartex" xmlns:cx5="http://schemas.microsoft.com/office/drawing/2016/5/11/chartex" xmlns:cx6="http://schemas.microsoft.com/office/drawing/2016/5/12/chartex" xmlns:cx7="http://schemas.microsoft.com/office/drawing/2016/5/13/chartex" xmlns:cx8="http://schemas.microsoft.com/office/drawing/2016/5/14/chartex" xmlns:mc="http://schemas.openxmlformats.org/markup-compatibility/2006" xmlns:aink="http://schemas.microsoft.com/office/drawing/2016/ink" xmlns:am3d="http://schemas.microsoft.com/office/drawing/2017/model3d" xmlns:o="urn:schemas-microsoft-com:office:office" xmlns:r="http://schemas.openxmlformats.org/officeDocument/2006/relationships" xmlns:m="http://schemas.openxmlformats.org/officeDocument/2006/math" xmlns:v="urn:schemas-microsoft-com:vml" xmlns:wp14="http://schemas.microsoft.com/office/word/2010/wordprocessingDrawing" xmlns:wp="http://schemas.openxmlformats.org/drawingml/2006/wordprocessingDrawing" xmlns:w10="urn:schemas-microsoft-com:office:word" xmlns:w="http://schemas.openxmlformats.org/wordprocessingml/2006/main" xmlns:w14="http://schemas.microsoft.com/office/word/2010/wordml" xmlns:w15="http://schemas.microsoft.com/office/word/2012/wordml" xmlns:w16cid="http://schemas.microsoft.com/office/word/2016/wordml/cid" xmlns:w16se="http://schemas.microsoft.com/office/word/2015/wordml/symex" xmlns:wpg="http://schemas.microsoft.com/office/word/2010/wordprocessingGroup" xmlns:wpi="http://schemas.microsoft.com/office/word/2010/wordprocessingInk" xmlns:wne="http://schemas.microsoft.com/office/word/2006/wordml" xmlns:wps="http://schemas.microsoft.com/office/word/2010/wordprocessingShape" mc:Ignorable="w14 w15 w16se w16cid wp14">
   <w:abstractNum w:abstractNumId="0" w15:restartNumberingAfterBreak="0">
     <w:nsid w:val="05BB178C"/>
     <w:multiLevelType w:val="multilevel"/>
@@ -3429,65 +3583,65 @@
       </w:rPr>
     </w:lvl>
   </w:abstractNum>
-  <w:num w:numId="1" w16cid:durableId="2075084083">
+  <w:num w:numId="1">
     <w:abstractNumId w:val="11"/>
   </w:num>
-  <w:num w:numId="2" w16cid:durableId="1302880277">
+  <w:num w:numId="2">
     <w:abstractNumId w:val="11"/>
   </w:num>
-  <w:num w:numId="3" w16cid:durableId="1013722030">
+  <w:num w:numId="3">
     <w:abstractNumId w:val="11"/>
   </w:num>
-  <w:num w:numId="4" w16cid:durableId="1645966818">
+  <w:num w:numId="4">
     <w:abstractNumId w:val="11"/>
   </w:num>
-  <w:num w:numId="5" w16cid:durableId="1140197767">
+  <w:num w:numId="5">
     <w:abstractNumId w:val="0"/>
   </w:num>
-  <w:num w:numId="6" w16cid:durableId="131100786">
+  <w:num w:numId="6">
     <w:abstractNumId w:val="6"/>
   </w:num>
-  <w:num w:numId="7" w16cid:durableId="268129171">
+  <w:num w:numId="7">
     <w:abstractNumId w:val="12"/>
   </w:num>
-  <w:num w:numId="8" w16cid:durableId="177700298">
+  <w:num w:numId="8">
     <w:abstractNumId w:val="1"/>
   </w:num>
-  <w:num w:numId="9" w16cid:durableId="1086264646">
+  <w:num w:numId="9">
     <w:abstractNumId w:val="10"/>
   </w:num>
-  <w:num w:numId="10" w16cid:durableId="1907105769">
+  <w:num w:numId="10">
     <w:abstractNumId w:val="14"/>
   </w:num>
-  <w:num w:numId="11" w16cid:durableId="324937262">
+  <w:num w:numId="11">
     <w:abstractNumId w:val="13"/>
   </w:num>
-  <w:num w:numId="12" w16cid:durableId="873422343">
+  <w:num w:numId="12">
     <w:abstractNumId w:val="5"/>
   </w:num>
-  <w:num w:numId="13" w16cid:durableId="1245190095">
+  <w:num w:numId="13">
     <w:abstractNumId w:val="8"/>
   </w:num>
-  <w:num w:numId="14" w16cid:durableId="1876770169">
+  <w:num w:numId="14">
     <w:abstractNumId w:val="2"/>
   </w:num>
-  <w:num w:numId="15" w16cid:durableId="1366247069">
+  <w:num w:numId="15">
     <w:abstractNumId w:val="7"/>
   </w:num>
-  <w:num w:numId="16" w16cid:durableId="619801513">
+  <w:num w:numId="16">
     <w:abstractNumId w:val="3"/>
   </w:num>
-  <w:num w:numId="17" w16cid:durableId="156239039">
+  <w:num w:numId="17">
     <w:abstractNumId w:val="4"/>
   </w:num>
-  <w:num w:numId="18" w16cid:durableId="1726370932">
+  <w:num w:numId="18">
     <w:abstractNumId w:val="9"/>
   </w:num>
 </w:numbering>
 </file>
 
 <file path=word/styles.xml><?xml version="1.0" encoding="utf-8"?>
-<w:styles xmlns:mc="http://schemas.openxmlformats.org/markup-compatibility/2006" xmlns:r="http://schemas.openxmlformats.org/officeDocument/2006/relationships" xmlns:w="http://schemas.openxmlformats.org/wordprocessingml/2006/main" xmlns:w14="http://schemas.microsoft.com/office/word/2010/wordml" xmlns:w15="http://schemas.microsoft.com/office/word/2012/wordml" xmlns:w16cex="http://schemas.microsoft.com/office/word/2018/wordml/cex" xmlns:w16cid="http://schemas.microsoft.com/office/word/2016/wordml/cid" xmlns:w16="http://schemas.microsoft.com/office/word/2018/wordml" xmlns:w16sdtdh="http://schemas.microsoft.com/office/word/2020/wordml/sdtdatahash" xmlns:w16se="http://schemas.microsoft.com/office/word/2015/wordml/symex" mc:Ignorable="w14 w15 w16se w16cid w16 w16cex w16sdtdh">
+<w:styles xmlns:mc="http://schemas.openxmlformats.org/markup-compatibility/2006" xmlns:r="http://schemas.openxmlformats.org/officeDocument/2006/relationships" xmlns:w="http://schemas.openxmlformats.org/wordprocessingml/2006/main" xmlns:w14="http://schemas.microsoft.com/office/word/2010/wordml" xmlns:w15="http://schemas.microsoft.com/office/word/2012/wordml" xmlns:w16cid="http://schemas.microsoft.com/office/word/2016/wordml/cid" xmlns:w16se="http://schemas.microsoft.com/office/word/2015/wordml/symex" mc:Ignorable="w14 w15 w16se w16cid">
   <w:docDefaults>
     <w:rPrDefault>
       <w:rPr>
@@ -3497,7 +3651,7 @@
     </w:rPrDefault>
     <w:pPrDefault/>
   </w:docDefaults>
-  <w:latentStyles w:defLockedState="0" w:defUIPriority="0" w:defSemiHidden="0" w:defUnhideWhenUsed="0" w:defQFormat="0" w:count="376">
+  <w:latentStyles w:defLockedState="0" w:defUIPriority="0" w:defSemiHidden="0" w:defUnhideWhenUsed="0" w:defQFormat="0" w:count="375">
     <w:lsdException w:name="Normal" w:qFormat="1"/>
     <w:lsdException w:name="heading 1" w:qFormat="1"/>
     <w:lsdException w:name="heading 2" w:semiHidden="1" w:unhideWhenUsed="1" w:qFormat="1"/>
@@ -3864,7 +4018,6 @@
     <w:lsdException w:name="Smart Hyperlink" w:semiHidden="1" w:uiPriority="99" w:unhideWhenUsed="1"/>
     <w:lsdException w:name="Hashtag" w:semiHidden="1" w:uiPriority="99" w:unhideWhenUsed="1"/>
     <w:lsdException w:name="Unresolved Mention" w:semiHidden="1" w:uiPriority="99" w:unhideWhenUsed="1"/>
-    <w:lsdException w:name="Smart Link" w:semiHidden="1" w:uiPriority="99" w:unhideWhenUsed="1"/>
   </w:latentStyles>
   <w:style w:type="paragraph" w:default="1" w:styleId="Normal">
     <w:name w:val="Normal"/>
@@ -4668,7 +4821,7 @@
 </file>
 
 <file path=customXml/itemProps1.xml><?xml version="1.0" encoding="utf-8"?>
-<ds:datastoreItem xmlns:ds="http://schemas.openxmlformats.org/officeDocument/2006/customXml" ds:itemID="{F34C640D-D9BD-49F0-8424-E3F81511ABE3}">
+<ds:datastoreItem xmlns:ds="http://schemas.openxmlformats.org/officeDocument/2006/customXml" ds:itemID="{4BAF17CE-0C42-438D-A240-97F486B059EF}">
   <ds:schemaRefs>
     <ds:schemaRef ds:uri="http://schemas.openxmlformats.org/officeDocument/2006/bibliography"/>
   </ds:schemaRefs>
